--- a/LLDD/word/LLDD-Database.docx
+++ b/LLDD/word/LLDD-Database.docx
@@ -277,7 +277,54 @@
         <w:keepNext w:val="0"/>
       </w:pPr>
       <w:r>
-        <w:t>เอกสารนี้เป็น LLDD Database ระดับรวมของ target schema ระบบ SGI/SBP Mall ใช้เป็น reference สำหรับ BE API, Batch Job, migration, indexing, transaction และ data dictionary</w:t>
+        <w:t>เอกสารนี้เป็น LLDD Database ระดับรวมของ target schema ระบบ SGI/SBP Mall ใช้เป็น reference สำหรับ BE API, Batch Job, migration, indexing และ transaction</w:t>
+      </w:r>
+    </w:p>
+    <w:p>
+      <w:r>
+        <w:rPr>
+          <w:b/>
+        </w:rPr>
+        <w:t>แบ่งงานกับเอกสารพี่น้องให้ชัด:</w:t>
+      </w:r>
+      <w:r>
+        <w:t xml:space="preserve"> ฉบับนี้ = </w:t>
+      </w:r>
+      <w:r>
+        <w:rPr>
+          <w:b/>
+        </w:rPr>
+        <w:t>DDL ที่รันได้จริง + index + constraint + transaction + seed</w:t>
+      </w:r>
+      <w:r>
+        <w:t xml:space="preserve"> · </w:t>
+      </w:r>
+      <w:r>
+        <w:rPr>
+          <w:rFonts w:ascii="Courier New" w:hAnsi="Courier New" w:eastAsia="Courier New" w:cs="Tahoma"/>
+        </w:rPr>
+        <w:t>LLDD-Database-Dictionary.pdf</w:t>
+      </w:r>
+      <w:r>
+        <w:t xml:space="preserve"> = </w:t>
+      </w:r>
+      <w:r>
+        <w:rPr>
+          <w:b/>
+        </w:rPr>
+        <w:t>คำอธิบายรายตาราง/รายคอลัมน์</w:t>
+      </w:r>
+      <w:r>
+        <w:t xml:space="preserve"> (มาจากไหน · ใช้ทำอะไร · ทำไมต้องมี · แต่ละคอลัมน์เก็บอะไร) · </w:t>
+      </w:r>
+      <w:r>
+        <w:rPr>
+          <w:rFonts w:ascii="Courier New" w:hAnsi="Courier New" w:eastAsia="Courier New" w:cs="Tahoma"/>
+        </w:rPr>
+        <w:t>Database design</w:t>
+      </w:r>
+      <w:r>
+        <w:t xml:space="preserve"> = ตารางต้นทางตอน migrate และเหตุผลที่ตัดตารางบางตัวทิ้ง</w:t>
       </w:r>
     </w:p>
     <w:p>
@@ -1704,7 +1751,33 @@
         <w:pageBreakBefore w:val="0"/>
       </w:pPr>
       <w:r>
-        <w:t>4. Data Dictionary</w:t>
+        <w:t>4. Data Dictionary ระดับตาราง (ภาพรวม)</w:t>
+      </w:r>
+    </w:p>
+    <w:p>
+      <w:pPr>
+        <w:keepNext w:val="0"/>
+      </w:pPr>
+      <w:r>
+        <w:t xml:space="preserve">ตารางด้านล่างเป็น </w:t>
+      </w:r>
+      <w:r>
+        <w:rPr>
+          <w:b/>
+        </w:rPr>
+        <w:t>สารบัญระดับตาราง</w:t>
+      </w:r>
+      <w:r>
+        <w:t xml:space="preserve"> — โซน · PK · FK · บทบาทย่อ · 👉 </w:t>
+      </w:r>
+      <w:r>
+        <w:rPr>
+          <w:b/>
+        </w:rPr>
+        <w:t>คำอธิบายรายคอลัมน์ (แต่ละคอลัมน์เก็บอะไร ใช้ทำอะไร มาจากไหน ทำไมต้องมี) อยู่ที่เอกสาร `LLDD-Database-Dictionary.pdf` คนละฉบับ</w:t>
+      </w:r>
+      <w:r>
+        <w:t xml:space="preserve"> — ฉบับนี้ไม่ลงลึกระดับคอลัมน์</w:t>
       </w:r>
     </w:p>
     <w:tbl>
@@ -5152,6 +5225,12 @@
         <w:br/>
         <w:t xml:space="preserve">    dv_code VARCHAR(20), opt_dv_user_id VARCHAR(30), latitude NUMERIC(10,7), longitude NUMERIC(10,7),</w:t>
         <w:br/>
+        <w:t xml:space="preserve">    -- CompTransferSBPDate ของ CompensateFlow เดิม — ใช้แยกร้านที่โอนเป็นแฟรนไชส์ก่อน/หลัง 1/10/2014</w:t>
+        <w:br/>
+        <w:t xml:space="preserve">    -- entity ใน LLDD-BE-API-Lookup.pdf / Document-List-Search / Document-Detail-Aggregate map คอลัมน์นี้อยู่แล้ว</w:t>
+        <w:br/>
+        <w:t xml:space="preserve">    transfer_sbp_date DATE,</w:t>
+        <w:br/>
         <w:t xml:space="preserve">    is_active BOOLEAN NOT NULL DEFAULT TRUE,</w:t>
         <w:br/>
         <w:t xml:space="preserve">    updated_at TIMESTAMP NOT NULL DEFAULT CURRENT_TIMESTAMP</w:t>
@@ -5320,6 +5399,10 @@
         <w:br/>
         <w:t xml:space="preserve">    created_at TIMESTAMP NOT NULL DEFAULT CURRENT_TIMESTAMP,</w:t>
         <w:br/>
+        <w:t xml:space="preserve">    -- ชื่อ job/ผู้ใช้ที่แตะแถวล่าสุด (JOB2 · JOB6 · x-user-id) — เพิ่ม 2026-09-02 ตาม SQL ที่ Job 6 เขียนจริง</w:t>
+        <w:br/>
+        <w:t xml:space="preserve">    updated_by VARCHAR(30),</w:t>
+        <w:br/>
         <w:t xml:space="preserve">    updated_at TIMESTAMP NOT NULL DEFAULT CURRENT_TIMESTAMP,</w:t>
         <w:br/>
         <w:t xml:space="preserve">    CONSTRAINT uq_impact_process UNIQUE (impacted_store_code, impact_month)</w:t>
@@ -5351,7 +5434,19 @@
         <w:br/>
         <w:t xml:space="preserve">    adjust_amount NUMERIC(14,2),            -- คนปรับ · ยอดที่ใช้จริง = COALESCE(adjust_amount, forecast_amount)</w:t>
         <w:br/>
-        <w:t xml:space="preserve">    compensate_status VARCHAR(5),</w:t>
+        <w:t xml:space="preserve">    -- โดเมนครบ 6 ค่า (สืบจาก FgiConstant + ExportJdbc · ปิด DP-14 เมื่อ 2026-09-02):</w:t>
+        <w:br/>
+        <w:t xml:space="preserve">    --   I = ข้อมูลตั้งต้นของงวด · A = อนุมัติชดเชย · N = เห็นควรไม่ชดเชย · S = หยุดชดเชย · Z = ยอดเป็นศูนย์</w:t>
+        <w:br/>
+        <w:t xml:space="preserve">    --   C = ร้านปิดแล้ว (mas_store.close_date &lt;= งวด) หรือสัญญา SBP ถูกยกเลิกด้วย cancel_type IN ('01','02','03','04','08')</w:t>
+        <w:br/>
+        <w:t xml:space="preserve">    --       ก่อน/ในงวดนั้น — ระบบเดิมตั้งค่านี้แทน 'I' ตั้งแต่ตอน insert (ExportJdbc บรรทัด 404/414/452)</w:t>
+        <w:br/>
+        <w:t xml:space="preserve">    --   ส่ง STA: I/A/N ส่งตรง · S ส่งตรง · **C และ Z แปลงเป็น S เฉพาะใน payload** (ใน DB คงค่าเดิม)</w:t>
+        <w:br/>
+        <w:t xml:space="preserve">    --   R (Reflow) เป็นค่าของ message เท่านั้น ไม่เคยลง DB — สร้างที่ POST /sgi/document/{docNo}/actions</w:t>
+        <w:br/>
+        <w:t xml:space="preserve">    compensate_status VARCHAR(5) CHECK (compensate_status IN ('I','C','A','N','S','Z')),</w:t>
         <w:br/>
         <w:t xml:space="preserve">    compensate_comment VARCHAR(4000),</w:t>
         <w:br/>
@@ -5380,6 +5475,26 @@
         <w:br/>
         <w:t xml:space="preserve">    impact_month CHAR(7) NOT NULL, distance_km NUMERIC(8,3),</w:t>
         <w:br/>
+        <w:t xml:space="preserve">    -- ⬇ ปิดช่องว่าง G1/G2 (2026-09-02) — legacy มี "สองสถานะคนละเรื่อง" ที่โครงเดิมยุบเหลือคอลัมน์เดียว</w:t>
+        <w:br/>
+        <w:t xml:space="preserve">    --   ORA FGI_IMPACT_STORE.FLAG_VERIFY = ผลตรวจ "คู่ร้านนี้เข้าเกณฑ์ชดเชยไหม" (Job 2 · กฎ DENY/ON_PROCESS)</w:t>
+        <w:br/>
+        <w:t xml:space="preserve">    --   W = รอตรวจ (ค่าตั้งต้นตอน insert) · P = เข้ากระบวนการ · N = ถูกตัดทิ้ง (เก็บแถวไว้ ไม่ลบ)</w:t>
+        <w:br/>
+        <w:t xml:space="preserve">    verify_status CHAR(1) NOT NULL DEFAULT 'W' CHECK (verify_status IN ('W','P','N')),</w:t>
+        <w:br/>
+        <w:t xml:space="preserve">    -- ORA FGI_IMPACT_STORE.CREATE_BY / UPDATE_BY — กฎ DENY/ON_PROCESS ของ Job 2 ใช้เป็นเงื่อนไขหลัก</w:t>
+        <w:br/>
+        <w:t xml:space="preserve">    --   ALM = ALLMAP (ตรวจตามเกณฑ์) · STA = ระบบ Statement ส่งเข้ามาเอง (ผ่านทันที) · USER = คนคีย์เอง</w:t>
+        <w:br/>
+        <w:t xml:space="preserve">    created_by VARCHAR(10) NOT NULL DEFAULT 'ALM' CHECK (created_by IN ('ALM','STA','USER')),</w:t>
+        <w:br/>
+        <w:t xml:space="preserve">    updated_by VARCHAR(10) CHECK (updated_by IN ('ALM','STA','USER')),</w:t>
+        <w:br/>
+        <w:t xml:space="preserve">    created_at TIMESTAMP NOT NULL DEFAULT CURRENT_TIMESTAMP,   -- กฎ "ตัดทิ้งเมื่อเก่ากว่า 12 เดือน" อ้างคอลัมน์นี้</w:t>
+        <w:br/>
+        <w:t xml:space="preserve">    -- สถานะการขอยอดขายจาก IAS/MIS (คนละเรื่องกับ verify_status) — Job 4 เปลี่ยน W-&gt;P, Job 5 เปลี่ยน P-&gt;Y/E</w:t>
+        <w:br/>
         <w:t xml:space="preserve">    sales_request_status CHAR(1) NOT NULL DEFAULT 'W' CHECK (sales_request_status IN ('W','P','Y','E')),</w:t>
         <w:br/>
         <w:t xml:space="preserve">    forecast_compensate_percent NUMERIC(7,4), adjust_compensate_percent NUMERIC(7,4),</w:t>
@@ -5405,6 +5520,10 @@
         <w:br/>
         <w:t xml:space="preserve">    sales_status CHAR(1) NOT NULL DEFAULT 'W' CHECK (sales_status IN ('W','Y','N','E')),</w:t>
         <w:br/>
+        <w:t xml:space="preserve">    -- ชื่อ job/ผู้ใช้ที่แตะแถวล่าสุด (JOB4 · JOB5) — เพิ่ม 2026-09-02 ตาม SQL ที่ Job 4/5 เขียนจริง</w:t>
+        <w:br/>
+        <w:t xml:space="preserve">    updated_by VARCHAR(30),</w:t>
+        <w:br/>
         <w:t xml:space="preserve">    updated_at TIMESTAMP NOT NULL DEFAULT CURRENT_TIMESTAMP,</w:t>
         <w:br/>
         <w:t xml:space="preserve">    CONSTRAINT uq_sales_summary_process UNIQUE (impact_process_id)</w:t>
@@ -5499,13 +5618,27 @@
         <w:br/>
         <w:t xml:space="preserve">        'COMPENSATE_APPROVE_I','COMPENSATE_APPROVE_N',          -- Job 6 -&gt; STA (OUT)</w:t>
         <w:br/>
-        <w:t xml:space="preserve">        'IMPACT_COMPETITOR','IMPACT_STORE','NEW_STORE'          -- Jobs 7/8/9 เขียน DB ตรง (INTERNAL)</w:t>
+        <w:t xml:space="preserve">        'IMPACT_COMPETITOR','IMPACT_STORE','NEW_STORE',         -- Jobs 7/8/9 เขียน DB ตรง (INTERNAL)</w:t>
+        <w:br/>
+        <w:t xml:space="preserve">        -- ⬇ เพิ่ม 2026-09-02 หลังไล่ค่าที่เอกสารใช้จริงเทียบกับ CHECK นี้ (พบว่า 3 ค่าถูก INSERT แต่ CHECK ไม่รับ)</w:t>
+        <w:br/>
+        <w:t xml:space="preserve">        'DOCUMENT_CREATE',                                      -- Job 8 บันทึกการสร้างเอกสาร (INTERNAL) — ใช้อยู่แล้วแต่ตกหล่นจาก CHECK</w:t>
+        <w:br/>
+        <w:t xml:space="preserve">        'STA_UPDATE_COMPENSATE',                                -- Job 11 &lt;- STA แจ้งยอดชดเชย (IN · message sta_update_compensate)</w:t>
+        <w:br/>
+        <w:t xml:space="preserve">        'SGI_REFLOW'                                            -- POST /sgi/document/{docNo}/actions -&gt; STA (OUT · message sgi_reflow)</w:t>
         <w:br/>
         <w:t xml:space="preserve">    )),</w:t>
         <w:br/>
         <w:t xml:space="preserve">    direction VARCHAR(10) NOT NULL CHECK (direction IN ('IN','OUT','INTERNAL')),</w:t>
         <w:br/>
-        <w:t xml:space="preserve">    status VARCHAR(20) NOT NULL CHECK (status IN ('READY','SENT','ACKED','COMPLETED','FAILED','FAILED_RETRY')),</w:t>
+        <w:t xml:space="preserve">    -- status = lifecycle ของ "แถว" · outbox_status (ข้างล่าง) = สถานะการ publish ของฝั่งขาออก</w:t>
+        <w:br/>
+        <w:t xml:space="preserve">    -- ⚠️ ตัดค่า 'ACKED' ออกเมื่อ 2026-09-08 (มติข้อ 2.13) — ไม่มี ACK ระดับธุรกิจจาก STA ให้รออีกแล้ว</w:t>
+        <w:br/>
+        <w:t xml:space="preserve">    --    ขาออกจบที่ COMPLETED เมื่อ outbox_status = 'CONFIRMED' (ได้ publisher confirm จาก broker)</w:t>
+        <w:br/>
+        <w:t xml:space="preserve">    status VARCHAR(20) NOT NULL CHECK (status IN ('READY','SENT','COMPLETED','FAILED','FAILED_RETRY')),</w:t>
         <w:br/>
         <w:t xml:space="preserve">    impact_process_id BIGINT REFERENCES sgi_fgi_impact_processes(id),</w:t>
         <w:br/>
@@ -5515,7 +5648,21 @@
         <w:br/>
         <w:t xml:space="preserve">    correlation_id VARCHAR(100), file_name VARCHAR(255), file_checksum VARCHAR(64),</w:t>
         <w:br/>
-        <w:t xml:space="preserve">    outbox_status VARCHAR(20), return_code VARCHAR(50), return_message VARCHAR(500),</w:t>
+        <w:t xml:space="preserve">    -- outbox_status — โดเมนชัดเจนตั้งแต่ 2026-09-08 (มติข้อ 2.13)</w:t>
+        <w:br/>
+        <w:t xml:space="preserve">    --   READY      = เขียนลง outbox แล้ว รอ publish</w:t>
+        <w:br/>
+        <w:t xml:space="preserve">    --   PUBLISHED  = ยิงเข้า broker แล้วแต่ **ยังไม่ได้ publisher confirm**</w:t>
+        <w:br/>
+        <w:t xml:space="preserve">    --   CONFIRMED  = broker ยืนยันรับแล้ว = ถือว่าส่งสำเร็จ (Job 10 เลิกเฝ้าแถวนี้)</w:t>
+        <w:br/>
+        <w:t xml:space="preserve">    --   FAILED     = publish ไม่สำเร็จ / ถูก broker ปฏิเสธ</w:t>
+        <w:br/>
+        <w:t xml:space="preserve">    -- ⚠️ ไม่มีสถานะ "ACKED" ทั้งที่นี่และที่ status — สเปก STA ไม่มี ACK กลับมา (เส้น POST /sgi/interface/sta/ack ถูกตัด)</w:t>
+        <w:br/>
+        <w:t xml:space="preserve">    outbox_status VARCHAR(20) CHECK (outbox_status IN ('READY','PUBLISHED','CONFIRMED','FAILED')),</w:t>
+        <w:br/>
+        <w:t xml:space="preserve">    return_code VARCHAR(50), return_message VARCHAR(500),</w:t>
         <w:br/>
         <w:t xml:space="preserve">    retry_count INTEGER NOT NULL DEFAULT 0, sent_at TIMESTAMP, acked_at TIMESTAMP,</w:t>
         <w:br/>
@@ -5557,13 +5704,19 @@
         </w:rPr>
         <w:t>-- ✅ มติ DP-1 (2026-08-10): PK เป็น surrogate `id` · `doc_no` เป็น UNIQUE ไม่ใช่ PK</w:t>
         <w:br/>
-        <w:t>-- ⚠️ ผลที่ตามมา: ตารางลูก 8 ตัว (sgi_document_new_stores · sgi_document_competitors ·</w:t>
-        <w:br/>
-        <w:t>--    sgi_document_external_factors · sgi_consideration_logs · sgi_document_attachments · sgi_document_cost_details ·</w:t>
-        <w:br/>
-        <w:t>--    sgi_compensation_histories · sgi_interface_transactions) ยัง FK ด้วย doc_no แบบ NOT NULL</w:t>
-        <w:br/>
-        <w:t>--    → แปลว่า "ต้องออก doc_no ให้เสร็จก่อนจึงบันทึกส่วนย่อยได้"</w:t>
+        <w:t>-- ⚠️ ผลที่ตามมา: มี 8 ตาราง FK ไป doc_no แต่ **แบ่งเป็น 2 กลุ่ม ไม่เหมือนกัน**</w:t>
+        <w:br/>
+        <w:t>--    [NOT NULL 6 ตัว] sgi_document_new_stores · sgi_document_competitors · sgi_document_external_factors ·</w:t>
+        <w:br/>
+        <w:t>--                     sgi_consideration_logs · sgi_document_attachments · sgi_document_cost_details</w:t>
+        <w:br/>
+        <w:t>--                     → แปลว่า "ต้องออก doc_no ให้เสร็จก่อนจึงบันทึกส่วนย่อยได้"</w:t>
+        <w:br/>
+        <w:t>--    [nullable 2 ตัว] sgi_compensation_histories.ref_doc_no · sgi_interface_transactions.doc_no</w:t>
+        <w:br/>
+        <w:t>--                     → 2 ตัวนี้บันทึกได้ก่อนมี doc_no (interface ผูกด้วย typed FK ตัวอื่นแทนได้ ดู ck_interface_typed_reference)</w:t>
+        <w:br/>
+        <w:t>--    ⚠️ อย่าเขียนรวบว่า "ลูกทั้ง 8 เป็น NOT NULL" — เคยเขียนผิดแบบนั้นและขัดกับ Database design ที่นับ 6 (แก้ 2026-09-08)</w:t>
         <w:br/>
         <w:t>--    จึงต้องออกเลขเอกสารใน INSERT เดียวกับที่สร้างแถวเสมอ (Job 8 ทำแบบนี้อยู่แล้ว)</w:t>
         <w:br/>
@@ -5623,6 +5776,22 @@
         <w:t xml:space="preserve">    ADD CONSTRAINT fk_interface_doc_no FOREIGN KEY (doc_no) REFERENCES sgi_compensation_documents(doc_no);</w:t>
         <w:br/>
         <w:br/>
+        <w:t>-- ══ นโยบาย ON DELETE ของลูก sgi_compensation_documents (ระบุชัด 2026-09-02) ══</w:t>
+        <w:br/>
+        <w:t>--   CASCADE = แถวรายละเอียดที่มีความหมายเฉพาะกับเอกสารใบนั้น ลบเอกสารแล้วต้องหายตาม</w:t>
+        <w:br/>
+        <w:t>--     sgi_document_new_stores · sgi_document_competitors · sgi_document_external_factors · sgi_document_cost_details</w:t>
+        <w:br/>
+        <w:t>--   ไม่ CASCADE (NO ACTION) = หลักฐาน/ประวัติ ที่ต้องอยู่ต่อแม้เอกสารถูกลบ — **ห้ามเติม CASCADE ให้กลุ่มนี้**</w:t>
+        <w:br/>
+        <w:t>--     sgi_consideration_logs (ผลพิจารณา) · sgi_document_attachments (ไฟล์แนบ · ใช้ soft delete)</w:t>
+        <w:br/>
+        <w:t>--     sgi_compensation_histories (ยอดที่ส่ง STA ไปแล้ว) · sgi_interface_transactions.doc_no (หลักฐานรับ-ส่ง interface)</w:t>
+        <w:br/>
+        <w:t>--   หมายเหตุ: ตามมติ "ไม่มีการเปิด SR เพื่อลบข้อมูล" (ข้อค้าง N1) เอกสารไม่ถูกลบจริงอยู่แล้ว</w:t>
+        <w:br/>
+        <w:t>--   นโยบายนี้จึงเป็นแนวกันพลาด ไม่ใช่ flow ปกติ</w:t>
+        <w:br/>
         <w:t>CREATE TABLE sgi_document_new_stores (</w:t>
         <w:br/>
         <w:t xml:space="preserve">    id BIGSERIAL PRIMARY KEY,</w:t>
@@ -5775,6 +5944,12 @@
         <w:t xml:space="preserve">    year SMALLINT PRIMARY KEY,   -- ปี ค.ศ. เท่านั้น (เช่น 2026) ห้ามเก็บ พ.ศ.</w:t>
         <w:br/>
         <w:t xml:space="preserve">    last_running_no INTEGER NOT NULL DEFAULT 0 CHECK (last_running_no &gt;= 0),</w:t>
+        <w:br/>
+        <w:t xml:space="preserve">    -- ใครแตะแถวล่าสุด — เก็บ "ชื่อ job" (JOB8) หรือ x-user-id · ไม่ใส่ CHECK เพราะโดเมนเปิด</w:t>
+        <w:br/>
+        <w:t xml:space="preserve">    -- (เพิ่ม 2026-09-02 · SQL ของ Job 8 เขียนคอลัมน์นี้อยู่แล้วแต่ DDL ไม่เคยประกาศ)</w:t>
+        <w:br/>
+        <w:t xml:space="preserve">    updated_by VARCHAR(30),</w:t>
         <w:br/>
         <w:t xml:space="preserve">    updated_at TIMESTAMP NOT NULL DEFAULT CURRENT_TIMESTAMP</w:t>
         <w:br/>
@@ -5824,6 +5999,8 @@
           <w:rFonts w:ascii="Courier New" w:hAnsi="Courier New" w:eastAsia="Courier New" w:cs="Tahoma"/>
           <w:sz w:val="16"/>
         </w:rPr>
+        <w:t>-- bind ตามลำดับ: $1=data_names · $2=batch_size</w:t>
+        <w:br/>
         <w:t>CREATE INDEX idx_document_status_section ON sgi_compensation_documents(status_code, current_section_code);</w:t>
         <w:br/>
         <w:t>CREATE INDEX idx_document_impact_process ON sgi_compensation_documents(impact_process_id);</w:t>
@@ -5873,23 +6050,74 @@
         <w:t>CREATE INDEX idx_consideration_result ON sgi_consideration_logs(result_category);</w:t>
         <w:br/>
         <w:br/>
+        <w:t>-- ── index ที่ batch job ต้องใช้จริง (เพิ่ม 2026-09-02 หลังไล่เงื่อนไขตัดสินของ Jobs 2/4/8b) ──</w:t>
+        <w:br/>
+        <w:t>-- ทุกตัวเป็น partial index เพราะแถวที่ job หยิบคือแถว "ยังไม่ถูกดำเนินการ" ซึ่งเป็นส่วนน้อยของตาราง</w:t>
+        <w:br/>
+        <w:t>-- และจะเล็กลงเรื่อย ๆ เมื่อข้อมูลสะสม — index เต็มตารางจะโตโดยไม่จำเป็น</w:t>
+        <w:br/>
+        <w:t>--   Job 2 ค1/ค2: UPDATE ... WHERE verify_status = 'W'</w:t>
+        <w:br/>
+        <w:t>CREATE INDEX idx_impact_store_verify_wait ON sgi_fgi_impact_stores(impact_month)</w:t>
+        <w:br/>
+        <w:t xml:space="preserve">    WHERE verify_status = 'W';</w:t>
+        <w:br/>
+        <w:t>--   Job 2 ข: ชุด "คู่ร้านที่มีอยู่แล้ว" ของงวด (คัดแถวที่ไม่ถูกตัดทิ้งออกก่อน)</w:t>
+        <w:br/>
+        <w:t>CREATE INDEX idx_impact_store_month_active ON sgi_fgi_impact_stores(impact_month, impacted_store_code)</w:t>
+        <w:br/>
+        <w:t xml:space="preserve">    WHERE verify_status &lt;&gt; 'N';</w:t>
+        <w:br/>
+        <w:t>--   Job 4: candidate ขอยอดขาย = ผ่านการตรวจแล้ว (P) และยังไม่ได้ส่งขอ (W)</w:t>
+        <w:br/>
+        <w:t>CREATE INDEX idx_impact_store_sales_request ON sgi_fgi_impact_stores(id)</w:t>
+        <w:br/>
+        <w:t xml:space="preserve">    WHERE verify_status = 'P' AND sales_request_status = 'W';</w:t>
+        <w:br/>
+        <w:t>--   Job 2 ข / Job 6 / Job 8: หารอบชดเชยที่ยัง active ของร้าน</w:t>
+        <w:br/>
+        <w:t>CREATE INDEX idx_impact_process_active ON sgi_fgi_impact_processes(impacted_store_code, impact_month)</w:t>
+        <w:br/>
+        <w:t xml:space="preserve">    WHERE flag_action IN ('Y', 'W');</w:t>
+        <w:br/>
+        <w:t>--   Job 8b: รอบที่ยังไม่ได้เปิด workflow</w:t>
+        <w:br/>
+        <w:t>CREATE INDEX idx_impact_process_wf_wait ON sgi_fgi_impact_processes(id)</w:t>
+        <w:br/>
+        <w:t xml:space="preserve">    WHERE workflow_generation_status = 'W';</w:t>
+        <w:br/>
+        <w:t>--   Job 11: กันซ้ำข้อความขาเข้าจาก STA (คู่กับ UNIQUE เดิมที่ครอบ 4 คอลัมน์)</w:t>
+        <w:br/>
+        <w:t>CREATE INDEX idx_interface_in_business_key ON sgi_interface_transactions(business_key, period_key)</w:t>
+        <w:br/>
+        <w:t xml:space="preserve">    WHERE direction = 'IN';</w:t>
+        <w:br/>
+        <w:t>--   Job 10: watchdog หาข้อความขาออกที่ broker ยังไม่ confirm (มติ 2026-09-08 ข้อ 2.13)</w:t>
+        <w:br/>
+        <w:t>--   ⚠️ ต้องตรงกับ WHERE ของ Job 10 เป๊ะ ๆ ไม่งั้น partial index ไม่ถูกใช้</w:t>
+        <w:br/>
+        <w:t>CREATE INDEX idx_interface_out_pending ON sgi_interface_transactions(created_at)</w:t>
+        <w:br/>
+        <w:t xml:space="preserve">    WHERE direction = 'OUT' AND (outbox_status IS NULL OR outbox_status &lt;&gt; 'CONFIRMED');</w:t>
+        <w:br/>
+        <w:br/>
         <w:t>-- Retention worker: delete only terminal, expired, non-held rows in bounded batches.</w:t>
         <w:br/>
         <w:t>WITH purge_candidates AS (</w:t>
         <w:br/>
         <w:t xml:space="preserve">    SELECT id FROM sgi_interface_transactions</w:t>
         <w:br/>
-        <w:t xml:space="preserve">    WHERE status IN ('ACKED', 'COMPLETED')</w:t>
+        <w:t xml:space="preserve">    WHERE status = 'COMPLETED'</w:t>
         <w:br/>
         <w:t xml:space="preserve">      AND purge_after &lt; CURRENT_TIMESTAMP</w:t>
         <w:br/>
         <w:t xml:space="preserve">      AND legal_hold = FALSE</w:t>
         <w:br/>
-        <w:t xml:space="preserve">      AND data_name = ANY(:data_names)</w:t>
+        <w:t xml:space="preserve">      AND data_name = ANY($1 /* data_names */)</w:t>
         <w:br/>
         <w:t xml:space="preserve">    ORDER BY id</w:t>
         <w:br/>
-        <w:t xml:space="preserve">    LIMIT :batch_size</w:t>
+        <w:t xml:space="preserve">    LIMIT $2 /* batch_size */</w:t>
         <w:br/>
         <w:t xml:space="preserve">    FOR UPDATE SKIP LOCKED</w:t>
         <w:br/>
@@ -6503,7 +6731,7 @@
                 <w:rFonts w:ascii="Arial" w:hAnsi="Arial" w:eastAsia="Arial" w:cs="Tahoma"/>
                 <w:sz w:val="18"/>
               </w:rPr>
-              <w:t>tracking and pending ACK</w:t>
+              <w:t>tracking และรายการขาออกที่ยังไม่ publisher confirm</w:t>
             </w:r>
           </w:p>
         </w:tc>
@@ -6894,7 +7122,7 @@
                 <w:rFonts w:ascii="Arial" w:hAnsi="Arial" w:eastAsia="Arial" w:cs="Tahoma"/>
                 <w:sz w:val="18"/>
               </w:rPr>
-              <w:t>metadata insert only after storage write and AV clean; objectKey never exposed</w:t>
+              <w:t>metadata insert after storage write with scan_status = PENDING; objectKey never exposed</w:t>
             </w:r>
           </w:p>
         </w:tc>
@@ -6919,7 +7147,7 @@
                 <w:rFonts w:ascii="Arial" w:hAnsi="Arial" w:eastAsia="Arial" w:cs="Tahoma"/>
                 <w:sz w:val="18"/>
               </w:rPr>
-              <w:t>storage/scan fail leaves no CLEAN metadata</w:t>
+              <w:t>storage fail leaves no CLEAN metadata</w:t>
             </w:r>
           </w:p>
         </w:tc>
@@ -8020,7 +8248,7 @@
                 <w:rFonts w:ascii="Arial" w:hAnsi="Arial" w:eastAsia="Arial" w:cs="Tahoma"/>
                 <w:sz w:val="18"/>
               </w:rPr>
-              <w:t>backfill typed FK/purge_after, validate FK, dry-run count แล้ว purge เฉพาะ ACKED/COMPLETED เป็น batch; reconcile count ก่อน/หลัง</w:t>
+              <w:t>backfill typed FK/purge_after, validate FK, dry-run count แล้ว purge เฉพาะ COMPLETED เป็น batch; reconcile count ก่อน/หลัง</w:t>
             </w:r>
           </w:p>
         </w:tc>
@@ -8423,7 +8651,7 @@
                 <w:rFonts w:ascii="Arial" w:hAnsi="Arial" w:eastAsia="Arial" w:cs="Tahoma"/>
                 <w:sz w:val="18"/>
               </w:rPr>
-              <w:t>workflow_transaction / workflow_history / workflow_approver (@srm/glb-workflow)(R (เขียนผ่าน lib)), sgi_compensation_documents(W), sgi_consideration_logs(W), workflow_transaction (@srm/glb-workflow)(R (เขียนผ่าน lib))</w:t>
+              <w:t>workflow_transaction / workflow_history / workflow_approver (@srm/glb-workflow)(R (เขียนผ่าน lib)), sgi_compensation_documents(W), sgi_consideration_logs(W), workflow_route (@srm/glb-workflow · sps_store)(R)</w:t>
             </w:r>
           </w:p>
         </w:tc>
@@ -8478,7 +8706,7 @@
                 <w:rFonts w:ascii="Arial" w:hAnsi="Arial" w:eastAsia="Arial" w:cs="Tahoma"/>
                 <w:sz w:val="18"/>
               </w:rPr>
-              <w:t>sgi_fgi_impact_processes / sgi_fgi_impact_stores(R/W), sgi_compensation_documents(R/W), workflow_transaction (@srm/glb-workflow)(W (โดย lib)), workflow_approver (@srm/glb-workflow)(W (ผ่าน lib))</w:t>
+              <w:t>sgi_fgi_impact_processes / sgi_fgi_impact_stores(R/W), sgi_fgi_impact_sales_summaries(R), sgi_impacted_stores(R), sgi_compensation_documents(R/W)</w:t>
             </w:r>
           </w:p>
         </w:tc>
@@ -9193,7 +9421,7 @@
                 <w:rFonts w:ascii="Arial" w:hAnsi="Arial" w:eastAsia="Arial" w:cs="Tahoma"/>
                 <w:sz w:val="18"/>
               </w:rPr>
-              <w:t>sgi_fgi_impact_processes(R/W), sgi_fgi_impact_stores(R/W), fcs_qssi_score(R), sgi_interface_transactions(W)</w:t>
+              <w:t>sgi_fgi_impact_processes(R/W), sgi_fgi_impact_stores(R/W), fcs_qssi_score(R), sgi_fgi_impact_sales_summaries(R)</w:t>
             </w:r>
           </w:p>
         </w:tc>
@@ -9358,7 +9586,7 @@
                 <w:rFonts w:ascii="Arial" w:hAnsi="Arial" w:eastAsia="Arial" w:cs="Tahoma"/>
                 <w:sz w:val="18"/>
               </w:rPr>
-              <w:t>sgi_fgi_impact_processes(R), sgi_fgi_impact_compensations(R), sgi_impacted_stores(R), sgi_fgi_impact_stores(R/W)</w:t>
+              <w:t>sgi_fgi_impact_processes(R), sgi_fgi_impact_compensations(R), sgi_impacted_stores(R), sgi_fgi_impact_sales_summaries(R)</w:t>
             </w:r>
           </w:p>
         </w:tc>
@@ -9469,6 +9697,116 @@
                 <w:sz w:val="18"/>
               </w:rPr>
               <w:t>sgi_interface_transactions(R), email_template (ระบบ SBP เดิม)(R), email_sent (ระบบ SBP เดิม)(W (โดย @gosoft-sbp/email-lib)), (backend config)(R)</w:t>
+            </w:r>
+          </w:p>
+        </w:tc>
+      </w:tr>
+      <w:tr>
+        <w:trPr>
+          <w:cantSplit/>
+        </w:trPr>
+        <w:tc>
+          <w:tcPr>
+            <w:tcW w:type="dxa" w:w="5040"/>
+            <w:vAlign w:val="center"/>
+          </w:tcPr>
+          <w:p>
+            <w:pPr>
+              <w:keepLines/>
+              <w:spacing w:after="0"/>
+            </w:pPr>
+            <w:r>
+              <w:rPr>
+                <w:rFonts w:ascii="Arial" w:hAnsi="Arial" w:eastAsia="Arial" w:cs="Tahoma"/>
+                <w:sz w:val="18"/>
+              </w:rPr>
+            </w:r>
+            <w:r>
+              <w:rPr>
+                <w:rFonts w:ascii="Arial" w:hAnsi="Arial" w:eastAsia="Arial" w:cs="Tahoma"/>
+                <w:sz w:val="18"/>
+              </w:rPr>
+              <w:t>LLDD-BE-Job-11-ConsumeStaCompensate.pdf</w:t>
+            </w:r>
+          </w:p>
+        </w:tc>
+        <w:tc>
+          <w:tcPr>
+            <w:tcW w:type="dxa" w:w="5040"/>
+            <w:vAlign w:val="center"/>
+          </w:tcPr>
+          <w:p>
+            <w:pPr>
+              <w:keepLines/>
+              <w:spacing w:after="0"/>
+            </w:pPr>
+            <w:r>
+              <w:rPr>
+                <w:rFonts w:ascii="Arial" w:hAnsi="Arial" w:eastAsia="Arial" w:cs="Tahoma"/>
+                <w:sz w:val="18"/>
+              </w:rPr>
+            </w:r>
+            <w:r>
+              <w:rPr>
+                <w:rFonts w:ascii="Arial" w:hAnsi="Arial" w:eastAsia="Arial" w:cs="Tahoma"/>
+                <w:sz w:val="18"/>
+              </w:rPr>
+              <w:t>sgi_interface_transactions(W), sgi_fgi_impact_compensations(W), sgi_fgi_impact_processes(R)</w:t>
+            </w:r>
+          </w:p>
+        </w:tc>
+      </w:tr>
+      <w:tr>
+        <w:trPr>
+          <w:cantSplit/>
+        </w:trPr>
+        <w:tc>
+          <w:tcPr>
+            <w:tcW w:type="dxa" w:w="5040"/>
+            <w:vAlign w:val="center"/>
+          </w:tcPr>
+          <w:p>
+            <w:pPr>
+              <w:keepLines/>
+              <w:spacing w:after="0"/>
+            </w:pPr>
+            <w:r>
+              <w:rPr>
+                <w:rFonts w:ascii="Arial" w:hAnsi="Arial" w:eastAsia="Arial" w:cs="Tahoma"/>
+                <w:sz w:val="18"/>
+              </w:rPr>
+            </w:r>
+            <w:r>
+              <w:rPr>
+                <w:rFonts w:ascii="Arial" w:hAnsi="Arial" w:eastAsia="Arial" w:cs="Tahoma"/>
+                <w:sz w:val="18"/>
+              </w:rPr>
+              <w:t>LLDD-BE-Job-12-NotifyPendingWork.pdf</w:t>
+            </w:r>
+          </w:p>
+        </w:tc>
+        <w:tc>
+          <w:tcPr>
+            <w:tcW w:type="dxa" w:w="5040"/>
+            <w:vAlign w:val="center"/>
+          </w:tcPr>
+          <w:p>
+            <w:pPr>
+              <w:keepLines/>
+              <w:spacing w:after="0"/>
+            </w:pPr>
+            <w:r>
+              <w:rPr>
+                <w:rFonts w:ascii="Arial" w:hAnsi="Arial" w:eastAsia="Arial" w:cs="Tahoma"/>
+                <w:sz w:val="18"/>
+              </w:rPr>
+            </w:r>
+            <w:r>
+              <w:rPr>
+                <w:rFonts w:ascii="Arial" w:hAnsi="Arial" w:eastAsia="Arial" w:cs="Tahoma"/>
+                <w:sz w:val="18"/>
+              </w:rPr>
+              <w:t>sps_store.workflow_transaction(R), sgi_compensation_documents(R), sgi_impacted_stores(R), business_user (ระบบ SBP เดิม)(R)</w:t>
             </w:r>
           </w:p>
         </w:tc>

--- a/LLDD/word/LLDD-Database.docx
+++ b/LLDD/word/LLDD-Database.docx
@@ -5256,9 +5256,13 @@
         <w:t>-- ❌ ไม่สร้างตาราง employees ใน SGI — ใช้ business_user / business_user_group ของระบบ SBP เดิม</w:t>
         <w:br/>
         <w:br/>
-        <w:t>ALTER TABLE sgi_impacted_stores</w:t>
-        <w:br/>
-        <w:t xml:space="preserve">    -- opt_dv_user_id ไม่มี FK — ผู้ใช้อยู่ที่ business_user ของระบบ SBP เดิม (ตัด employees 2026-08-05)</w:t>
+        <w:t>-- หมายเหตุ sgi_impacted_stores: opt_dv_user_id ไม่มี FK — ผู้ใช้อยู่ที่ business_user</w:t>
+        <w:br/>
+        <w:t>--   ของระบบ SBP เดิม (ตัดตาราง employees ออกเมื่อ 2026-08-05)</w:t>
+        <w:br/>
+        <w:t>--   ⚠️ แก้ 2026-09-09: เดิมบรรทัดนี้เขียนเป็น "ALTER TABLE sgi_impacted_stores" ค้างไว้</w:t>
+        <w:br/>
+        <w:t>--      โดยไม่มีเนื้อคำสั่งและไม่มี ; — ถ้าก๊อป DDL ไปรันจริงจะ syntax error</w:t>
         <w:br/>
         <w:br/>
         <w:t>-- ❌ ไม่สร้างตาราง operator_assignments ใน SGI — ใช้ group + scope ของ auth-backend + prepared approvers ของ @srm/glb-workflow (ตัดสินใจ 2026-08-05)</w:t>
@@ -5598,7 +5602,9 @@
         <w:br/>
         <w:t xml:space="preserve">    run_id VARCHAR(50),</w:t>
         <w:br/>
-        <w:t xml:space="preserve">    -- direction: OUT = ส่งไฟล์ออกไประบบภายนอก (Job 4 → IAS · Job 6 → STA) · IN = รับไฟล์/ACK กลับ (Job 5 · callback ของ STA)</w:t>
+        <w:t xml:space="preserve">    -- direction: OUT = ส่งออกไประบบภายนอก (Job 4 → IAS · Job 6 → STA) · IN = รับเข้าจากภายนอก (Job 5 ไฟล์จาก IAS · Job 11 ข้อความจาก STA)</w:t>
+        <w:br/>
+        <w:t xml:space="preserve">    --            ⚠️ ไม่มี "ACK กลับ" จาก STA แล้ว (มติ 2026-09-08 ข้อ 2.13) — ความสำเร็จของขาออกวัดที่ outbox_status = CONFIRMED</w:t>
         <w:br/>
         <w:t xml:space="preserve">    --            INTERNAL = การส่งต่อ*ภายในระบบเดียวกัน* ที่มาแทนไฟล์ EAI เดิม (Jobs 7/8/9 เขียน DB ตรง — ไม่มี ACK ให้รอ จึงจบที่ status = COMPLETED)</w:t>
         <w:br/>
@@ -7257,7 +7263,7 @@
                 <w:rFonts w:ascii="Arial" w:hAnsi="Arial" w:eastAsia="Arial" w:cs="Tahoma"/>
                 <w:sz w:val="18"/>
               </w:rPr>
-              <w:t>Interface ACK/purge</w:t>
+              <w:t>Interface confirm/purge</w:t>
             </w:r>
           </w:p>
         </w:tc>
@@ -7282,7 +7288,7 @@
                 <w:rFonts w:ascii="Arial" w:hAnsi="Arial" w:eastAsia="Arial" w:cs="Tahoma"/>
                 <w:sz w:val="18"/>
               </w:rPr>
-              <w:t>ACK compare-and-set บน transaction เดิม; purge เฉพาะ terminal + purge_after + non-held</w:t>
+              <w:t>publisher confirm ตั้ง outbox_status = CONFIRMED + status = COMPLETED แบบ compare-and-set บน transaction เดิม; purge เฉพาะ terminal + purge_after + non-held</w:t>
             </w:r>
           </w:p>
         </w:tc>

--- a/LLDD/word/LLDD-Database.docx
+++ b/LLDD/word/LLDD-Database.docx
@@ -2684,7 +2684,7 @@
                 <w:rFonts w:ascii="Arial" w:hAnsi="Arial" w:eastAsia="Arial" w:cs="Tahoma"/>
                 <w:sz w:val="18"/>
               </w:rPr>
-              <w:t>QSSI scores — ⚠️ REUSE ตารางเดิมของ sps_store (เอกพจน์ · 23,958,780 แถว · มี import pipeline POST /performance/import-qssi ใช้งานอยู่) ห้ามสร้างใหม่ และห้ามใช้ชื่อพหูพจน์ fcs_qssi_scores</w:t>
+              <w:t>QSSI scores — ⚠️ REUSE ตารางเดิมของ sps_store (เอกพจน์ · 24,284,545 แถว · มี import pipeline POST /performance/import-qssi ใช้งานอยู่) ห้ามสร้างใหม่ และห้ามใช้ชื่อพหูพจน์ fcs_qssi_scores</w:t>
             </w:r>
           </w:p>
         </w:tc>
@@ -3179,7 +3179,7 @@
                 <w:rFonts w:ascii="Arial" w:hAnsi="Arial" w:eastAsia="Arial" w:cs="Tahoma"/>
                 <w:sz w:val="18"/>
               </w:rPr>
-              <w:t>doc_no, competitor_code</w:t>
+              <w:t>doc_no, competitor_store_code</w:t>
             </w:r>
           </w:p>
         </w:tc>
@@ -5175,7 +5175,7 @@
         <w:pageBreakBefore w:val="0"/>
       </w:pPr>
       <w:r>
-        <w:t>5. Executable DDL — 19 ตาราง (+ fcs_qssi_score ที่ reuse ของระบบ SBP เดิม = 20 ในโครง · + schema reference)</w:t>
+        <w:t>5. Executable DDL — 20 ตาราง (+ fcs_qssi_score ที่ reuse ของระบบ SBP เดิม = 21 ในโครง · + schema reference)</w:t>
       </w:r>
     </w:p>
     <w:p>
@@ -5189,7 +5189,7 @@
         <w:rPr>
           <w:b/>
         </w:rPr>
-        <w:t>20 ตารางในโครง SGI</w:t>
+        <w:t>21 ตารางในโครง SGI</w:t>
       </w:r>
       <w:r>
         <w:t xml:space="preserve"> เรียงตาม dependency พร้อม PK, typed FK, unique/check constraint และ index ที่จำเป็น ใช้เป็น migration baseline ได้โดยไม่ต้องเดา column เพิ่มเติม</w:t>
@@ -5359,11 +5359,53 @@
         <w:br/>
         <w:t xml:space="preserve">    impacted_store_code VARCHAR(5) NOT NULL REFERENCES sgi_impacted_stores(store_code),</w:t>
         <w:br/>
-        <w:t xml:space="preserve">    impact_month CHAR(7) NOT NULL,   -- 'YYYY-MM' (ค.ศ.)</w:t>
+        <w:t xml:space="preserve">    -- 'YYYY-MM' (ค.ศ.) = **งวดที่ร้านถูกกระทบ** (ไม่ใช่งวดที่จ่ายชดเชย)</w:t>
+        <w:br/>
+        <w:t xml:space="preserve">    -- ✅ มติ 2026-09-12 (DECISIONS 2.38 ข้อ 3) — ต้นทางตอน migrate คือ</w:t>
+        <w:br/>
+        <w:t xml:space="preserve">    --    `FGI_IMPACT_STORE.YEAR` + `MONTH` ของคู่ร้าน  ==  `FGI_IMPACT_STORE_ON_PROCESS.START_COMPENSATE_*`</w:t>
+        <w:br/>
+        <w:t xml:space="preserve">    --    หลักฐาน: ExportJdbc บรรทัด 684-699 ตอน insert ตั้ง start_compensate = last_compensate = fis.month/fis.year</w:t>
+        <w:br/>
+        <w:t xml:space="preserve">    --      และข้อมูลจริงยืนยัน start_compensate ตรงกับงวดของคู่ร้าน **7,545 จาก 7,548 แถว (99.96%)**</w:t>
+        <w:br/>
+        <w:t xml:space="preserve">    --    🔴 **ห้ามใช้ `LAST_COMPENSATE_*`** — ถูกเลื่อนไปเรื่อย ๆ ตามงวดที่จ่าย ข้อมูลจริง**เลื่อนไปแล้ว 3,747</w:t>
+        <w:br/>
+        <w:t xml:space="preserve">    --       จาก 7,548 แถว (49.6%)** ใช้แล้วจะได้งวดผิดครึ่งหนึ่งของข้อมูล</w:t>
+        <w:br/>
+        <w:t xml:space="preserve">    --    กรอบงวดที่ชดเชยได้อยู่ที่ start_compensate_* / end_compensate_* ด้านล่าง เป็นคนละเรื่องกับคอลัมน์นี้</w:t>
+        <w:br/>
+        <w:t xml:space="preserve">    impact_month CHAR(7) NOT NULL,</w:t>
         <w:br/>
         <w:t xml:space="preserve">    impact_year INTEGER NOT NULL,    -- แตกจาก impact_month เพื่อ filter รายปีโดยไม่ต้อง substring</w:t>
         <w:br/>
-        <w:t xml:space="preserve">    process_status VARCHAR(30) NOT NULL, action_status VARCHAR(30),</w:t>
+        <w:t xml:space="preserve">    -- วงจรชีวิตของ "รอบชดเชย" — ✅ มติ 2026-09-12 (DECISIONS ข้อ 2.17)</w:t>
+        <w:br/>
+        <w:t xml:space="preserve">    --   IMPORTED         Job 2  สร้างแถวแม่ตอนนำเข้าคู่ร้านจาก ALLMAP (สถานะเริ่มต้น)</w:t>
+        <w:br/>
+        <w:t xml:space="preserve">    --   SALES_READY      Job 5  ได้ยอดขายจาก IAS/MIS และคำนวณ growth_rate_diff เสร็จแล้ว</w:t>
+        <w:br/>
+        <w:t xml:space="preserve">    --   READY_DOCUMENT   Job 6  ตั้งรอบชดเชยของงวดเรียบร้อย พร้อมให้ Job 8 สร้างเอกสาร</w:t>
+        <w:br/>
+        <w:t xml:space="preserve">    --   DOCUMENT_CREATED Job 8  สร้าง sgi_compensation_documents สำเร็จ</w:t>
+        <w:br/>
+        <w:t xml:space="preserve">    --   CLOSED           Job 6  ปิดรอบ (flag_action Y -&gt; N)</w:t>
+        <w:br/>
+        <w:t xml:space="preserve">    -- ⚠️ Job 4 ไม่เลื่อนสถานะนี้ — การขอยอดขายติดตามที่ sgi_fgi_impact_stores.sales_request_status</w:t>
+        <w:br/>
+        <w:t xml:space="preserve">    -- ⚠️ Job 8b ไม่เลื่อนสถานะนี้ — ผลการเปิด workflow อยู่ที่ workflow_generation_status</w:t>
+        <w:br/>
+        <w:t xml:space="preserve">    -- ⚠️ ถ้ารอบเดียวเข้าเงื่อนไขทั้ง READY_DOCUMENT และ CLOSED ในการรันครั้งเดียว **CLOSED ชนะ** (terminal)</w:t>
+        <w:br/>
+        <w:t xml:space="preserve">    -- ⚠️ แถวที่คู่ร้านถูกตัดทิ้ง (verify_status = 'N') หรือค้าง 'W' จะ **คงเป็น IMPORTED ตลอดไป**</w:t>
+        <w:br/>
+        <w:t xml:space="preserve">    --    IMPORTED จึงแปลว่า "ยังไม่มีอะไรเกิดขึ้น" ไม่ใช่ "กำลังดำเนินการ"</w:t>
+        <w:br/>
+        <w:t xml:space="preserve">    process_status VARCHAR(30) NOT NULL DEFAULT 'IMPORTED'</w:t>
+        <w:br/>
+        <w:t xml:space="preserve">        CHECK (process_status IN ('IMPORTED','SALES_READY','READY_DOCUMENT','DOCUMENT_CREATED','CLOSED')),</w:t>
+        <w:br/>
+        <w:t xml:space="preserve">    action_status VARCHAR(30),</w:t>
         <w:br/>
         <w:t xml:space="preserve">    last_compensation_amount NUMERIC(14,2),</w:t>
         <w:br/>
@@ -5383,7 +5425,21 @@
         <w:br/>
         <w:t xml:space="preserve">    -- ORA FGI_IMPACT_STORE_ON_PROCESS.FLAG_ACTION — โดเมนจริง Y/W/N (active = IN ('Y','W'))</w:t>
         <w:br/>
-        <w:t xml:space="preserve">    -- Job 6 ปิดรอบด้วย Y-&gt;N และพัก/รอจ่ายด้วย Y-&gt;W · CHECK เดิมที่รับแค่ ('Y','N') จะทำ migration ล้มทันทีที่เจอแถว 'W'</w:t>
+        <w:t xml:space="preserve">    --   N = ยังไม่มีรอบชดเชย / ปิดรอบแล้ว · Y = รอบ active · W = พัก รอจ่าย</w:t>
+        <w:br/>
+        <w:t xml:space="preserve">    -- ✅ มติ 2026-09-13 (DECISIONS ข้อ 2.38): **Job 2 ใส่ 'N' ชัดเจน ห้ามพึ่ง DEFAULT 'Y'**</w:t>
+        <w:br/>
+        <w:t xml:space="preserve">    --    เพราะตอนนำเข้ายังไม่มีรอบชดเชย · **Job 6 เป็นผู้เปลี่ยน 'N' -&gt; 'Y'** เมื่อรอบเริ่มจริง</w:t>
+        <w:br/>
+        <w:t xml:space="preserve">    --    แล้ว 'Y' -&gt; 'W' (พัก) / 'Y' -&gt; 'N' (ปิดรอบ) ตามเดิม</w:t>
+        <w:br/>
+        <w:t xml:space="preserve">    --    🔴 ถ้าปล่อยเป็น 'Y' ตั้งแต่นำเข้า คิวรี "คู่ที่มีอยู่แล้ว" ของ Job 2 (นับ flag_action IN ('Y','W')</w:t>
+        <w:br/>
+        <w:t xml:space="preserve">    --       เป็นรอบ active) จะกันคู่ร้านใหม่ออกเงียบ ๆ ไม่มี error ไม่มี log</w:t>
+        <w:br/>
+        <w:t xml:space="preserve">    --    ⚠️ DEFAULT ยังเป็น 'Y' เพื่อไม่ให้กระทบ job อื่นที่พึ่งค่านี้ — ผู้เขียนแถวต้องระบุเอง</w:t>
+        <w:br/>
+        <w:t xml:space="preserve">    -- CHECK เดิมที่รับแค่ ('Y','N') จะทำ migration ล้มทันทีที่เจอแถว 'W'</w:t>
         <w:br/>
         <w:t xml:space="preserve">    flag_action CHAR(1) NOT NULL DEFAULT 'Y' CHECK (flag_action IN ('Y','W','N')),</w:t>
         <w:br/>
@@ -5397,7 +5453,13 @@
         <w:br/>
         <w:t xml:space="preserve">    -- ผลต่อ flow (SDD สไลด์ 47 · 49): ALM/STA = งานเข้ามาให้ จนท. SBP DSA เลือก · PRO/REA = เจ้าของงานต้องคีย์เอง</w:t>
         <w:br/>
-        <w:t xml:space="preserve">    -- ไม่ใส่ CHECK constraint — ระบบเดิมยังมีค่า HRS (HR feed) ปนอยู่ ถ้าบังคับโดเมนแคบจะ migrate ไม่ผ่าน</w:t>
+        <w:t xml:space="preserve">    -- ไม่ใส่ CHECK constraint เพื่อกันค่าใหม่ในอนาคต</w:t>
+        <w:br/>
+        <w:t xml:space="preserve">    -- ✅ ตรวจฐานเดิมจริงแล้ว 2026-09-12: DATASOURCE มีแค่ **ALM (4,670) · STA (2,877)** เท่านั้น</w:t>
+        <w:br/>
+        <w:t xml:space="preserve">    --    ไม่มี HRS เลยทั้งตาราง live และ FGI_IMPACT_STORE_ON_PROCESS_BK_20250515</w:t>
+        <w:br/>
+        <w:t xml:space="preserve">    --    (ข้อความเดิมที่ว่า "ระบบเดิมมี HRS ปนอยู่" พิสูจน์แล้วว่าไม่จริง)</w:t>
         <w:br/>
         <w:t xml:space="preserve">    datasource VARCHAR(5),</w:t>
         <w:br/>
@@ -5485,6 +5547,16 @@
         <w:br/>
         <w:t xml:space="preserve">    --   W = รอตรวจ (ค่าตั้งต้นตอน insert) · P = เข้ากระบวนการ · N = ถูกตัดทิ้ง (เก็บแถวไว้ ไม่ลบ)</w:t>
         <w:br/>
+        <w:t xml:space="preserve">    -- ⚠️ โดเมนจริงของ FLAG_VERIFY เดิมมี **4 ค่า** (ตรวจ 2026-09-12 · FGI_IMPACT_STORE_BK_20250515 26,264 แถว):</w:t>
+        <w:br/>
+        <w:t xml:space="preserve">    --    N 14,424 · Y 8,556 · W 3,064 · P 220 — ค่า **Y ไม่มีใน CHECK นี้โดยตั้งใจ**</w:t>
+        <w:br/>
+        <w:t xml:space="preserve">    --    เพราะ Y ของเดิม = "ยอดขายผ่านการตรวจแล้ว" ซึ่งโครงใหม่แยกไปที่ sales_request_status</w:t>
+        <w:br/>
+        <w:t xml:space="preserve">    --    migration ต้องแมป: FLAG_VERIFY 'Y' -&gt; verify_status 'P' + sales_request_status 'Y'</w:t>
+        <w:br/>
+        <w:t xml:space="preserve">    --    (ถ้าแมปตรงตัวจะติด CHECK ทันที 8,556 แถว — ดู LLDD-BE-Data-Migration-Cutover.pdf)</w:t>
+        <w:br/>
         <w:t xml:space="preserve">    verify_status CHAR(1) NOT NULL DEFAULT 'W' CHECK (verify_status IN ('W','P','N')),</w:t>
         <w:br/>
         <w:t xml:space="preserve">    -- ORA FGI_IMPACT_STORE.CREATE_BY / UPDATE_BY — กฎ DENY/ON_PROCESS ของ Job 2 ใช้เป็นเงื่อนไขหลัก</w:t>
@@ -5497,7 +5569,17 @@
         <w:br/>
         <w:t xml:space="preserve">    created_at TIMESTAMP NOT NULL DEFAULT CURRENT_TIMESTAMP,   -- กฎ "ตัดทิ้งเมื่อเก่ากว่า 12 เดือน" อ้างคอลัมน์นี้</w:t>
         <w:br/>
-        <w:t xml:space="preserve">    -- สถานะการขอยอดขายจาก IAS/MIS (คนละเรื่องกับ verify_status) — Job 4 เปลี่ยน W-&gt;P, Job 5 เปลี่ยน P-&gt;Y/E</w:t>
+        <w:t xml:space="preserve">    -- สถานะ **การขอ** ยอดขายจาก IAS/MIS ระดับคู่ร้าน (คนละเรื่องกับ verify_status)</w:t>
+        <w:br/>
+        <w:t xml:space="preserve">    --   W = ยังไม่ได้ขอ (ค่าตั้งต้น · Job 2 ไม่แตะคอลัมน์นี้เลย) · P = ขอแล้วรอผล (Job 4)</w:t>
+        <w:br/>
+        <w:t xml:space="preserve">    --   Y = ได้ข้อมูลกลับมาแล้ว · E = ขอแล้วได้ข้อมูลไม่ได้ / คำนวณไม่ได้</w:t>
+        <w:br/>
+        <w:t xml:space="preserve">    -- ⚠️ ติดตาม "การขอ" ไม่ใช่ "ผลทางธุรกิจ" จึง **ไม่มี 'N'** โดยตั้งใจ —</w:t>
+        <w:br/>
+        <w:t xml:space="preserve">    --    ผลว่ายอดตกหรือไม่ตกอยู่ที่ sgi_fgi_impact_sales_summaries.sales_status (W/P/Y/N/E)</w:t>
+        <w:br/>
+        <w:t xml:space="preserve">    --    และคอลัมน์นี้ **ไม่มีต้นทางในระบบเดิม** (เป็นของใหม่) จึงไม่มีข้อจำกัดจาก migration</w:t>
         <w:br/>
         <w:t xml:space="preserve">    sales_request_status CHAR(1) NOT NULL DEFAULT 'W' CHECK (sales_request_status IN ('W','P','Y','E')),</w:t>
         <w:br/>
@@ -5512,6 +5594,69 @@
         <w:t>);</w:t>
         <w:br/>
         <w:br/>
+        <w:t>-- ⬇ เพิ่ม 2026-09-13 (มติผู้ใช้) — ค่าชดเชย **ฝั่งร้านเปิดใหม่ (N) รายงวด**</w:t>
+        <w:br/>
+        <w:t>--   ORA `FGI_NEW_STORE_COMPENSATE` (23,628 แถวจริง) · คู่กับ `sgi_fgi_impact_compensations` ที่เป็นฝั่ง I</w:t>
+        <w:br/>
+        <w:t>--</w:t>
+        <w:br/>
+        <w:t>--   🔴 ทำไมใส่ใน `sgi_fgi_impact_stores` ไม่ได้: ตารางนั้นเป็น **1 แถวต่อคู่ร้าน ไม่มีมิติงวด**</w:t>
+        <w:br/>
+        <w:t>--      แต่ `ExportJdbc.insertFgiNewStoreCompensate` ใส่ `op.last_compensate_month/year` ทุกรอบ</w:t>
+        <w:br/>
+        <w:t>--      → คู่ร้านเดิมได้แถวใหม่ **ทุกงวดที่ยังชดเชยต่อเนื่อง** · ข้อมูลจริงยืนยัน:</w:t>
+        <w:br/>
+        <w:t>--        23,628 แถว N ต่อ 7,548 รอบ = 3.13 แถว/รอบ (ฝั่ง I 2.74) → มากกว่า 1 ร้านใหม่ต่องวด</w:t>
+        <w:br/>
+        <w:t>--      ถ้าเขียนทับบนแถวคู่ร้าน งวด ก.ค. จะทับ มิ.ย. แล้วตรวจย้อนหลังไม่ได้ว่างวดไหนจ่ายเท่าไร</w:t>
+        <w:br/>
+        <w:t>--</w:t>
+        <w:br/>
+        <w:t>--   ⚠️ กติกาธุรกิจ "%ชดเชยของร้านใหม่ทุกแถวรวมกันต้องได้ 100%" ตรวจต่อ `impact_compensation_id`</w:t>
+        <w:br/>
+        <w:t>--      (คือต่อ 1 งวด) — ไม่ใช่ต่อคู่ร้าน</w:t>
+        <w:br/>
+        <w:t>CREATE TABLE sgi_fgi_new_store_compensations (</w:t>
+        <w:br/>
+        <w:t xml:space="preserve">    id BIGSERIAL PRIMARY KEY,</w:t>
+        <w:br/>
+        <w:t xml:space="preserve">    -- แถวแม่ = ค่าชดเชยฝั่ง I ของงวดนั้น · CASCADE เพราะลูกไม่มีความหมายถ้าไม่มีงวด</w:t>
+        <w:br/>
+        <w:t xml:space="preserve">    impact_compensation_id BIGINT NOT NULL</w:t>
+        <w:br/>
+        <w:t xml:space="preserve">        REFERENCES sgi_fgi_impact_compensations(id) ON DELETE CASCADE,</w:t>
+        <w:br/>
+        <w:t xml:space="preserve">    -- ORA FGI_NEW_STORE_COMPENSATE.IMPACT_STORE_ID — ชี้กลับไปแถวคู่ร้าน (I↔N) ที่เป็นต้นเรื่อง</w:t>
+        <w:br/>
+        <w:t xml:space="preserve">    impact_store_id BIGINT NOT NULL REFERENCES sgi_fgi_impact_stores(id),</w:t>
+        <w:br/>
+        <w:t xml:space="preserve">    new_store_code VARCHAR(5) NOT NULL,</w:t>
+        <w:br/>
+        <w:t xml:space="preserve">    -- 🔴 แก้ 2026-09-15 — เดิมเป็น NUMERIC(5,2) ตาม ORA NUMBER(5,2) เป๊ะ</w:t>
+        <w:br/>
+        <w:t xml:space="preserve">    --    แต่ Job 6 คัดค่ามาจาก `sgi_fgi_impact_stores.forecast_compensate_percent`</w:t>
+        <w:br/>
+        <w:t xml:space="preserve">    --    ซึ่ง SGI ขยายเป็น NUMERIC(7,4) ไปแล้ว → PostgreSQL **ปัดเงียบ ๆ ไม่มี error**</w:t>
+        <w:br/>
+        <w:t xml:space="preserve">    --    (33.3333 → 33.33 · 14.2857 → 14.29) พิสูจน์กับ PostgreSQL 16 จริงแล้ว</w:t>
+        <w:br/>
+        <w:t xml:space="preserve">    --    ผลคือตารางสองตัวเก็บ "ปริมาณเดียวกัน" ไม่ตรงกัน กระทบยอด %ชดเชยรวม 100</w:t>
+        <w:br/>
+        <w:t xml:space="preserve">    --    ปลายทางต้องกว้างอย่างน้อยเท่าต้นทางเสมอ · ค่าเดิมของ ORA (5,2) ใส่ (7,4) ได้ทั้งหมด</w:t>
+        <w:br/>
+        <w:t xml:space="preserve">    forecast_amount NUMERIC(14,2), forecast_percent NUMERIC(7,4),</w:t>
+        <w:br/>
+        <w:t xml:space="preserve">    adjust_amount NUMERIC(14,2), adjust_percent NUMERIC(7,4),</w:t>
+        <w:br/>
+        <w:t xml:space="preserve">    created_by VARCHAR(100), created_at TIMESTAMP NOT NULL DEFAULT CURRENT_TIMESTAMP,</w:t>
+        <w:br/>
+        <w:t xml:space="preserve">    updated_by VARCHAR(100), updated_at TIMESTAMP NOT NULL DEFAULT CURRENT_TIMESTAMP,</w:t>
+        <w:br/>
+        <w:t xml:space="preserve">    CONSTRAINT uq_new_store_compensation UNIQUE (impact_compensation_id, new_store_code)</w:t>
+        <w:br/>
+        <w:t>);</w:t>
+        <w:br/>
+        <w:br/>
         <w:t>CREATE TABLE sgi_fgi_impact_sales_summaries (</w:t>
         <w:br/>
         <w:t xml:space="preserve">    id BIGSERIAL PRIMARY KEY,</w:t>
@@ -5522,7 +5667,29 @@
         <w:br/>
         <w:t xml:space="preserve">    growth_rate_before NUMERIC(9,4), growth_rate_after NUMERIC(9,4), growth_rate_diff NUMERIC(9,4),</w:t>
         <w:br/>
-        <w:t xml:space="preserve">    sales_status CHAR(1) NOT NULL DEFAULT 'W' CHECK (sales_status IN ('W','Y','N','E')),</w:t>
+        <w:t xml:space="preserve">    -- ปลายทางจริงของ ORA FGI_IMPACT_STORE_SALES.FLAG_VERIFY (ดู Source-to-Target ข้อ 5.1)</w:t>
+        <w:br/>
+        <w:t xml:space="preserve">    --   W = ยังไม่ได้ประเมิน · P = ขอยอดไปแล้ว รอข้อมูลจาก IAS/MIS</w:t>
+        <w:br/>
+        <w:t xml:space="preserve">    --   Y = ประเมินแล้ว **ยอดตกจริง** เข้าเกณฑ์ชดเชย  (growth_rate_diff &lt; 0 หรือ NULL)</w:t>
+        <w:br/>
+        <w:t xml:space="preserve">    --   N = ประเมินแล้ว **ยอดไม่ตก** ไม่เข้าเกณฑ์ชดเชย (growth_rate_diff &gt;= 0)</w:t>
+        <w:br/>
+        <w:t xml:space="preserve">    --   E = ประเมินผิดพลาด (ของใหม่ ระบบเดิมไม่มี)</w:t>
+        <w:br/>
+        <w:t xml:space="preserve">    -- ✅ มติ 2026-09-12 (DECISIONS ข้อ 2.37): **รับ 'N' ตามระบบเดิม ไม่แมป N -&gt; E** และ **เพิ่ม 'P'**</w:t>
+        <w:br/>
+        <w:t xml:space="preserve">    --    หลักฐานความหมายของ N: ImportJdbc.updateStatusImpactStoreSaleByDiff() บรรทัด 155-180</w:t>
+        <w:br/>
+        <w:t xml:space="preserve">    --      FLAG_VERIFY = CASE WHEN NVL(GROWTH_RATE_DIFF, -1) &lt; 0 THEN 'Y' ELSE 'N' END</w:t>
+        <w:br/>
+        <w:t xml:space="preserve">    --    ข้อมูลจริง (FGI_IMPACT_STORE_SALES_BK_20250515 · 8,730 แถว): Y 6,029 · N 2,549 · P 151 · W 1</w:t>
+        <w:br/>
+        <w:t xml:space="preserve">    --      แถว 'N' มี growth_rate_diff 0..90.61 และ **ไม่มี NULL เลย** = ประเมินสำเร็จ ไม่ใช่ error</w:t>
+        <w:br/>
+        <w:t xml:space="preserve">    --      แถว 'P' 151 แถว = ขอแล้วยังไม่ได้ผล — เดิมโดเมนไม่มี 'P' ทำให้ migration ล้ม</w:t>
+        <w:br/>
+        <w:t xml:space="preserve">    sales_status CHAR(1) NOT NULL DEFAULT 'W' CHECK (sales_status IN ('W','P','Y','N','E')),</w:t>
         <w:br/>
         <w:t xml:space="preserve">    -- ชื่อ job/ผู้ใช้ที่แตะแถวล่าสุด (JOB4 · JOB5) — เพิ่ม 2026-09-02 ตาม SQL ที่ Job 4/5 เขียนจริง</w:t>
         <w:br/>
@@ -5543,30 +5710,136 @@
         <w:br/>
         <w:t xml:space="preserve">    txn_date DATE NOT NULL, window_no SMALLINT NOT NULL CHECK (window_no BETWEEN 1 AND 4),</w:t>
         <w:br/>
+        <w:t xml:space="preserve">    -- ⬇ เพิ่ม 2026-09-13 — ตำแหน่งวันในหน้าต่าง 1..15 (คอลัมน์ SEQ ของ FGI_IMPACT_STORE_SALES_TRN เดิม)</w:t>
+        <w:br/>
+        <w:t xml:space="preserve">    --   จำเป็น **ต่อความถูกต้องของเงิน** ไม่ใช่ของประดับ: สูตร AVG ของระบบเดิมจับคู่</w:t>
+        <w:br/>
+        <w:t xml:space="preserve">    --   "วันเดียวกันของปีก่อน ↔ ปีนี้" เพื่อตัดสินว่าจะนับยอดวันนั้นหรือแทนด้วย 0</w:t>
+        <w:br/>
+        <w:t xml:space="preserve">    --   ตารางเดิมเป็นตารางกว้าง (1 แถว = 1 SEQ มี 4 ชุดยอดขาย) จึงจับคู่ได้ฟรีในแถวเดียว</w:t>
+        <w:br/>
+        <w:t xml:space="preserve">    --   ตารางใหม่เป็นตารางแคบ (1 แถว = 1 วัน) ถ้าไม่มี seq จะ join คู่ปีไม่ได้เลย</w:t>
+        <w:br/>
+        <w:t xml:space="preserve">    --   (คำนวณย้อนจาก txn_date + วันเปิดร้านก็ได้ แต่ต้องเขียนกฎ leap year ซ้ำใน SQL)</w:t>
+        <w:br/>
+        <w:t xml:space="preserve">    seq SMALLINT NOT NULL CHECK (seq BETWEEN 1 AND 15),</w:t>
+        <w:br/>
         <w:t xml:space="preserve">    sales_amount NUMERIC(14,2) NOT NULL, sales_diff NUMERIC(14,2),</w:t>
         <w:br/>
         <w:t xml:space="preserve">    is_outlier BOOLEAN NOT NULL DEFAULT FALSE, source_checksum VARCHAR(64) NOT NULL,</w:t>
         <w:br/>
         <w:t xml:space="preserve">    created_at TIMESTAMP NOT NULL DEFAULT CURRENT_TIMESTAMP,</w:t>
         <w:br/>
-        <w:t xml:space="preserve">    CONSTRAINT uq_sales_day_window UNIQUE (sales_summary_id, txn_date, window_no)</w:t>
+        <w:t xml:space="preserve">    CONSTRAINT uq_sales_day_window UNIQUE (sales_summary_id, txn_date, window_no),</w:t>
+        <w:br/>
+        <w:t xml:space="preserve">    -- คู่ (หน้าต่าง, ลำดับ) ต้องไม่ซ้ำ — กันแถวหลุดจากการรันซ้ำที่ txn_date เพี้ยน</w:t>
+        <w:br/>
+        <w:t xml:space="preserve">    CONSTRAINT uq_sales_window_seq UNIQUE (sales_summary_id, window_no, seq)</w:t>
         <w:br/>
         <w:t>);</w:t>
         <w:br/>
         <w:br/>
+        <w:t>-- ⬇ แก้ 2026-09-09 — เดิมใช้คอลัมน์เดียว `competitor_code` แล้ว FK ไป master แบรนด์</w:t>
+        <w:br/>
+        <w:t>--   ซึ่งผิดระดับ: ALLMAP ส่ง **รหัสสาขาของคู่แข่ง** มา (`4832` · `789` · `TD58_08` · `LS3550`)</w:t>
+        <w:br/>
+        <w:t>--   ไม่ใช่รหัสแบรนด์ `01`-`11` · พิสูจน์จากไฟล์จริง BPM06003O (1,312 แถว):</w:t>
+        <w:br/>
+        <w:t>--   COMPET_ID ไม่ซ้ำ 222 ค่า แต่มีแค่ 7 แบรนด์ · ร้าน 07109 มีแฟมิลี่มาร์ท 80 สาขาใกล้ร้าน</w:t>
+        <w:br/>
+        <w:t>--   ถ้าคง UNIQUE เดิมไว้จะ **เหลือแค่ 165 จาก 1,312 แถว (หายไป 87%)**</w:t>
+        <w:br/>
         <w:t>CREATE TABLE sgi_fgi_impact_competitors (</w:t>
         <w:br/>
         <w:t xml:space="preserve">    id BIGSERIAL PRIMARY KEY,</w:t>
         <w:br/>
         <w:t xml:space="preserve">    impact_process_id BIGINT NOT NULL REFERENCES sgi_fgi_impact_processes(id),</w:t>
         <w:br/>
-        <w:t xml:space="preserve">    competitor_code VARCHAR(30) NOT NULL REFERENCES sgi_competitors(competitor_code),</w:t>
-        <w:br/>
-        <w:t xml:space="preserve">    name_th VARCHAR(200), branch_th VARCHAR(200), opened_date DATE, closed_date DATE,</w:t>
+        <w:t xml:space="preserve">    -- รหัส "สาขา" ของคู่แข่งตามที่ ALLMAP ส่งมา — ไม่มี FK เพราะเป็นรหัสของระบบภายนอก</w:t>
+        <w:br/>
+        <w:t xml:space="preserve">    -- nullable เพราะ ALLMAP ส่งค่าว่างมาได้จริง (56/1,312 แถวในไฟล์ตัวอย่าง) · job ต้องแปลง '' -&gt; NULL</w:t>
+        <w:br/>
+        <w:t xml:space="preserve">    competitor_store_code VARCHAR(50),</w:t>
+        <w:br/>
+        <w:t xml:space="preserve">    -- รหัส "แบรนด์" — FK ไป master 11 รายการของหน้า k2 competitors screen</w:t>
+        <w:br/>
+        <w:t xml:space="preserve">    -- nullable เพราะ map ไม่ได้ต้องยังเก็บแถวไว้ (ห้ามทิ้งข้อมูล) แล้วรายงานเป็น rejected/unmapped</w:t>
+        <w:br/>
+        <w:t xml:space="preserve">    brand_code VARCHAR(30) REFERENCES sgi_competitors(competitor_code),</w:t>
+        <w:br/>
+        <w:t xml:space="preserve">    name_th VARCHAR(200),        -- ชื่อแบรนด์ภาษาไทยตามที่ ALLMAP ส่งมา (snapshot)</w:t>
+        <w:br/>
+        <w:t xml:space="preserve">    name_en VARCHAR(200),        -- ชื่อแบรนด์ภาษาอังกฤษ (ฟิลด์ 4 ของ BPM06003O)</w:t>
+        <w:br/>
+        <w:t xml:space="preserve">    branch_th VARCHAR(200),      -- ชื่อสาขาของคู่แข่ง เช่น 'ตลาดศรีวานิช' (ฟิลด์ 5)</w:t>
+        <w:br/>
+        <w:t xml:space="preserve">    zone_code VARCHAR(10), subzone_code VARCHAR(10),   -- ฟิลด์ 6-7 · ส่งต่อ K2 ในไฟล์ BPM06003O</w:t>
+        <w:br/>
+        <w:t xml:space="preserve">    opened_date DATE, closed_date DATE,</w:t>
         <w:br/>
         <w:t xml:space="preserve">    period_key CHAR(7) NOT NULL, updated_at TIMESTAMP NOT NULL DEFAULT CURRENT_TIMESTAMP,</w:t>
         <w:br/>
-        <w:t xml:space="preserve">    CONSTRAINT uq_impact_competitor UNIQUE (impact_process_id, competitor_code, period_key)</w:t>
+        <w:t xml:space="preserve">    -- คีย์เป็น "สาขา" ไม่ใช่ "แบรนด์" — ALLMAP ส่ง `COMPET_ID` ว่างมาได้</w:t>
+        <w:br/>
+        <w:t xml:space="preserve">    -- ⚠️ **ห้ามพึ่งพฤติกรรม NULL ของ UNIQUE** (ทั้ง NULLS DISTINCT และ NOT DISTINCT ผิดทั้งคู่</w:t>
+        <w:br/>
+        <w:t xml:space="preserve">    --    ดูเหตุผลด้านล่าง) — คีย์จริงคือคอลัมน์ generated `competitor_key` ที่ไม่เป็น NULL เลย</w:t>
+        <w:br/>
+        <w:t xml:space="preserve">    -- ⬇ business key ที่ทนทั้งสองกรณี — แก้ 2026-09-14</w:t>
+        <w:br/>
+        <w:t xml:space="preserve">    --   `competitor_store_code` เป็น NULL ได้ (ORA `COMPET_ID VARCHAR2(50)` ไม่มี NOT NULL)</w:t>
+        <w:br/>
+        <w:t xml:space="preserve">    --</w:t>
+        <w:br/>
+        <w:t xml:space="preserve">    --   🔴 ทางเลือกสองทางแรกผิดทั้งคู่:</w:t>
+        <w:br/>
+        <w:t xml:space="preserve">    --     NULLS DISTINCT (ค่าปริยาย) → แถวไร้รหัส **พอกขึ้นทุกรอบ** เพราะ upsert ไม่เคยชน</w:t>
+        <w:br/>
+        <w:t xml:space="preserve">    --     NULLS NOT DISTINCT        → ร้านคู่แข่ง**หลายสาขา**ที่ไม่มีรหัสถูกยุบเหลือแถวเดียว</w:t>
+        <w:br/>
+        <w:t xml:space="preserve">    --                                 = **ข้อมูลหาย** (ร้าน 07109 มีแฟมิลี่มาร์ท 80 สาขา)</w:t>
+        <w:br/>
+        <w:t xml:space="preserve">    --</w:t>
+        <w:br/>
+        <w:t xml:space="preserve">    --   ✅ ใช้คอลัมน์ generated ที่ fallback เป็น **ชื่อสาขา** เมื่อไม่มีรหัส</w:t>
+        <w:br/>
+        <w:t xml:space="preserve">    --      จึงแยกสาขาออกจากกันได้จริง และยัง upsert ทับตัวเองได้เมื่อรันซ้ำ</w:t>
+        <w:br/>
+        <w:t xml:space="preserve">    --   ⚠️ แก้ 2026-09-14 — fallback แบบ 'name:&lt;ชื่อสาขา&gt;' อย่างเดียว **ยังยุบผิด** 2 เคส:</w:t>
+        <w:br/>
+        <w:t xml:space="preserve">    --     1. สาขาคนละแบรนด์/คนละโซนที่ชื่อเหมือนกัน → ถูกยุบเป็นแถวเดียว</w:t>
+        <w:br/>
+        <w:t xml:space="preserve">    --     2. ทั้งรหัสและชื่อว่าง → ทุกแถวได้คีย์ 'name:' เหมือนกันหมด</w:t>
+        <w:br/>
+        <w:t xml:space="preserve">    --   จึงรวม brand/zone/subzone เข้าไปด้วย และ **แถวที่ไม่มีทั้งรหัสและชื่อถูกปฏิเสธที่ Job 3**</w:t>
+        <w:br/>
+        <w:t xml:space="preserve">    --   (ระบุตัวตนไม่ได้เลย เก็บไว้ก็ไม่มีใครใช้ได้ · คีย์จึงไม่มีทางเป็น NULL)</w:t>
+        <w:br/>
+        <w:t xml:space="preserve">    competitor_key VARCHAR(300) GENERATED ALWAYS AS (</w:t>
+        <w:br/>
+        <w:t xml:space="preserve">        COALESCE(</w:t>
+        <w:br/>
+        <w:t xml:space="preserve">            NULLIF(btrim(competitor_store_code), ''),</w:t>
+        <w:br/>
+        <w:t xml:space="preserve">            'name:' || lower(btrim(COALESCE(brand_code, '') || '|' ||</w:t>
+        <w:br/>
+        <w:t xml:space="preserve">                                   COALESCE(zone_code, '') || '|' ||</w:t>
+        <w:br/>
+        <w:t xml:space="preserve">                                   COALESCE(subzone_code, '') || '|' ||</w:t>
+        <w:br/>
+        <w:t xml:space="preserve">                                   -- 🔴 NULLIF กันช่องว่าง: ALLMAP ส่ง '' (ไม่ใช่ NULL) ได้</w:t>
+        <w:br/>
+        <w:t xml:space="preserve">                                   --    COALESCE เปล่า ๆ จะไม่ตกไป name_th แล้วคู่แข่งคนละร้าน</w:t>
+        <w:br/>
+        <w:t xml:space="preserve">                                   --    ได้คีย์เดียวกัน → ชน UNIQUE แล้วหายไปหนึ่งแถว</w:t>
+        <w:br/>
+        <w:t xml:space="preserve">                                   COALESCE(NULLIF(btrim(branch_th), ''), name_th, '')))</w:t>
+        <w:br/>
+        <w:t xml:space="preserve">        )</w:t>
+        <w:br/>
+        <w:t xml:space="preserve">    ) STORED,</w:t>
+        <w:br/>
+        <w:t xml:space="preserve">    CONSTRAINT uq_impact_competitor UNIQUE (impact_process_id, competitor_key, period_key)</w:t>
         <w:br/>
         <w:t>);</w:t>
         <w:br/>
@@ -5575,7 +5848,7 @@
         <w:br/>
         <w:t>--   ตารางนี้มีอยู่แล้วใน schema `sps_store` ชื่อ **เอกพจน์** `fcs_qssi_score`</w:t>
         <w:br/>
-        <w:t>--   มีข้อมูลจริง 23,958,780 แถว และมี import pipeline ทำงานอยู่</w:t>
+        <w:t>--   มีข้อมูลจริง 24,284,545 แถว และมี import pipeline ทำงานอยู่</w:t>
         <w:br/>
         <w:t>--   (`POST /performance/import-qssi` · staging `fcs_tmp_qssi_score` · `performance.service.ts`)</w:t>
         <w:br/>
@@ -5608,7 +5881,7 @@
         <w:br/>
         <w:t xml:space="preserve">    --            INTERNAL = การส่งต่อ*ภายในระบบเดียวกัน* ที่มาแทนไฟล์ EAI เดิม (Jobs 7/8/9 เขียน DB ตรง — ไม่มี ACK ให้รอ จึงจบที่ status = COMPLETED)</w:t>
         <w:br/>
-        <w:t xml:space="preserve">    -- ชุดค่าปิด 9 ค่า เขียนโดย batch เท่านั้น (ไม่ใช่ input ของผู้ใช้) — ต้องล็อกเพราะ data_name เป็นส่วนหนึ่งของ</w:t>
+        <w:t xml:space="preserve">    -- ชุดค่าปิด 12 ค่า เขียนโดย batch เท่านั้น (ไม่ใช่ input ของผู้ใช้) — ต้องล็อกเพราะ data_name เป็นส่วนหนึ่งของ</w:t>
         <w:br/>
         <w:t xml:space="preserve">    -- UNIQUE ที่กันส่งซ้ำ และเป็นตัวกรองของ watchdog Job 10 · พิมพ์ผิดหนึ่งตัว = กันซ้ำไม่ทำงาน + watchdog เงียบ</w:t>
         <w:br/>
@@ -5669,6 +5942,22 @@
         <w:t xml:space="preserve">    outbox_status VARCHAR(20) CHECK (outbox_status IN ('READY','PUBLISHED','CONFIRMED','FAILED')),</w:t>
         <w:br/>
         <w:t xml:space="preserve">    return_code VARCHAR(50), return_message VARCHAR(500),</w:t>
+        <w:br/>
+        <w:t xml:space="preserve">    -- 🔴 payload — **ข้อความที่ส่งออกไปจริง** (เพิ่ม 2026-09-14)</w:t>
+        <w:br/>
+        <w:t xml:space="preserve">    --    transactional outbox ที่ไม่เก็บ payload ไม่ใช่ outbox จริง: ตอนส่งซ้ำต้อง "ประกอบใหม่"</w:t>
+        <w:br/>
+        <w:t xml:space="preserve">    --    จากข้อมูลในฐานซึ่ง**อาจเปลี่ยนไปแล้ว** → ปลายทางได้ข้อความคนละฉบับกับที่เคยตกลงไว้</w:t>
+        <w:br/>
+        <w:t xml:space="preserve">    --    โดยไม่มีใครรู้ · เก็บไว้จึงส่งซ้ำได้ตรงตัวและใช้เทียบตอนสอบสวนย้อนหลังได้ด้วย</w:t>
+        <w:br/>
+        <w:t xml:space="preserve">    --    ⚠️ เก็บเฉพาะขาออก (`direction = 'OUT'`) — ขาเข้าเก็บไฟล์/checksum แทน</w:t>
+        <w:br/>
+        <w:t xml:space="preserve">    payload JSONB,</w:t>
+        <w:br/>
+        <w:t xml:space="preserve">    -- เวอร์ชันของรูปแบบ payload — ขึ้นเมื่อ contract กับปลายทางเปลี่ยน ไม่ใช่เมื่อข้อมูลเปลี่ยน</w:t>
+        <w:br/>
+        <w:t xml:space="preserve">    payload_version SMALLINT NOT NULL DEFAULT 1,</w:t>
         <w:br/>
         <w:t xml:space="preserve">    retry_count INTEGER NOT NULL DEFAULT 0, sent_at TIMESTAMP, acked_at TIMESTAMP,</w:t>
         <w:br/>
@@ -5738,7 +6027,27 @@
         <w:br/>
         <w:t xml:space="preserve">    year INTEGER, running_no INTEGER,   -- แตกจาก doc_no เพื่อ index/ค้นหา (NULL จนกว่าจะออกเลข)</w:t>
         <w:br/>
-        <w:t xml:space="preserve">    impact_process_id BIGINT NOT NULL UNIQUE REFERENCES sgi_fgi_impact_processes(id),</w:t>
+        <w:t xml:space="preserve">    -- ⬇ แก้ 2026-09-13 (มติผู้ใช้) — **ตัด UNIQUE ออก** · เดิมล็อกไว้ 1 เอกสารต่อ 1 รอบ</w:t>
+        <w:br/>
+        <w:t xml:space="preserve">    --   ซึ่งขัดกับข้อมูลจริง: ORA `FGI_IMPACT_STORE_INFO` (= เอกสาร) 20,676 แถว ต่อรอบชดเชย</w:t>
+        <w:br/>
+        <w:t xml:space="preserve">    --   7,548 รอบ = **2.74 เอกสารต่อรอบ** · และเทียบกับค่าชดเชยรายงวด 20,674 แถว = **1.0001**</w:t>
+        <w:br/>
+        <w:t xml:space="preserve">    --   ตารางเดิมมี COMPENSATE_MONTH/YEAR ชัดเจน → **เอกสาร 1 ใบ = 1 งวดชดเชย ไม่ใช่ 1 รอบ**</w:t>
+        <w:br/>
+        <w:t xml:space="preserve">    --   ถ้าคง UNIQUE ไว้ เอกสารของเดือนที่ 2 จะ insert ไม่ได้เลย (รอบชดเชยกินหลายเดือน)</w:t>
+        <w:br/>
+        <w:t xml:space="preserve">    --   คงคอลัมน์ไว้เพื่อค้นหา/รายงานระดับรอบ แต่ **ตัวตนของเอกสารอยู่ที่ impact_compensation_id**</w:t>
+        <w:br/>
+        <w:t xml:space="preserve">    impact_process_id BIGINT NOT NULL REFERENCES sgi_fgi_impact_processes(id),</w:t>
+        <w:br/>
+        <w:t xml:space="preserve">    -- แถวค่าชดเชยของงวดนั้น = ตัวตนจริงของเอกสาร (1:1) · ORA `IMPACT_STORE_INFO_ID` คู่กับ</w:t>
+        <w:br/>
+        <w:t xml:space="preserve">    --   (IMPACT_PROCESS_ID, COMPENSATE_MONTH, COMPENSATE_YEAR) ของระบบเดิม</w:t>
+        <w:br/>
+        <w:t xml:space="preserve">    impact_compensation_id BIGINT NOT NULL UNIQUE</w:t>
+        <w:br/>
+        <w:t xml:space="preserve">        REFERENCES sgi_fgi_impact_compensations(id),</w:t>
         <w:br/>
         <w:t xml:space="preserve">    impacted_store_code VARCHAR(5) NOT NULL REFERENCES sgi_impacted_stores(store_code),</w:t>
         <w:br/>
@@ -5748,7 +6057,43 @@
         <w:br/>
         <w:t xml:space="preserve">    source VARCHAR(20) NOT NULL DEFAULT 'FS' CHECK (source IN ('FS','MANUAL')),</w:t>
         <w:br/>
-        <w:t xml:space="preserve">    status_code VARCHAR(2) NOT NULL,   -- ค่าจาก sps_store.workflow_status ของ engine</w:t>
+        <w:t xml:space="preserve">    -- สถานะเอกสารที่ผู้ใช้เห็น — ✅ มติ 2026-09-13 (DECISIONS ข้อ 2.31)</w:t>
+        <w:br/>
+        <w:t xml:space="preserve">    --   06 = รอฝ่าย SBP DSA ดำเนินการ             (สถานะแรกหลังสร้างเอกสาร)</w:t>
+        <w:br/>
+        <w:t xml:space="preserve">    --   08 = รอเจ้าหน้าที่ SBP DSA ดำเนินการ</w:t>
+        <w:br/>
+        <w:t xml:space="preserve">    --   01 = รอหน่วยงานส่งเสริมธุรกิจ SBP ดำเนินการ</w:t>
+        <w:br/>
+        <w:t xml:space="preserve">    --   02 = รอ GM ส่งเสริมธุรกิจ SBP ดำเนินการ</w:t>
+        <w:br/>
+        <w:t xml:space="preserve">    --   03 = รอผู้บริหารสำนักบริหาร SBP ดำเนินการ (AVP)</w:t>
+        <w:br/>
+        <w:t xml:space="preserve">    --   99 = เสร็จสิ้นดำเนินการ (terminal)</w:t>
+        <w:br/>
+        <w:t xml:space="preserve">    -- ใครตั้ง: **Job 8** ใส่ '06' ตอนสร้างเอกสาร (workflow_status_document บรรทัดแรก</w:t>
+        <w:br/>
+        <w:t xml:space="preserve">    --   "สร้างเอกสาร -&gt; รอฝ่าย SBP DSA ดำเนินการ") · หลังจากนั้น</w:t>
+        <w:br/>
+        <w:t xml:space="preserve">    --   **POST /sgi/document/{docNo}/actions เป็นผู้เขียนที่เดียวในระบบ** (เขียนคอลัมน์นี้</w:t>
+        <w:br/>
+        <w:t xml:space="preserve">    --   พร้อมกับ current_section_code เสมอ) · Job 8b ไม่แตะคอลัมน์นี้ — ผลการเปิด workflow อยู่ที่</w:t>
+        <w:br/>
+        <w:t xml:space="preserve">    --   sgi_fgi_impact_processes.workflow_generation_status</w:t>
+        <w:br/>
+        <w:t xml:space="preserve">    -- 🔴 **รหัสชุดนี้เป็นของ SGI เอง ไม่ใช่ของ engine** — sps_store.workflow_status มีแค่</w:t>
+        <w:br/>
+        <w:t xml:space="preserve">    --    status_id (integer surrogate ที่ engine ออกให้ตอน setup จึงไม่เท่ากันข้าม dev/uat/prod)</w:t>
+        <w:br/>
+        <w:t xml:space="preserve">    --    และ status_name (ชื่อไทย) **ไม่มีคอลัมน์รหัส 2 ตัวอักษรเลย** คำอธิบายเดิมจึงคลาดเคลื่อน</w:t>
+        <w:br/>
+        <w:t xml:space="preserve">    --    แหล่ง lookup ที่ใช้ได้จริงคือ common_code (code_type = 'SGI_DOC_STATUS') แบบเดียวกับ SGI_DECISION</w:t>
+        <w:br/>
+        <w:t xml:space="preserve">    -- ⚠️ ค่าเดียวกับ current_section_code สำหรับสถานะ "รอ..." ทั้ง 5 ตัว ต่างกันแค่ 99 ที่ไม่มี section</w:t>
+        <w:br/>
+        <w:t xml:space="preserve">    status_code VARCHAR(2) NOT NULL DEFAULT '06'</w:t>
+        <w:br/>
+        <w:t xml:space="preserve">        CHECK (status_code IN ('01','02','03','06','08','99')),</w:t>
         <w:br/>
         <w:t xml:space="preserve">    current_section_code VARCHAR(2),   -- ค่าจาก sps_store.workflow_state ของ engine</w:t>
         <w:br/>
@@ -5810,28 +6155,102 @@
         <w:br/>
         <w:t xml:space="preserve">    compensation_amount NUMERIC(14,2) NOT NULL DEFAULT 0,</w:t>
         <w:br/>
-        <w:t xml:space="preserve">    source_system VARCHAR(30) NOT NULL, updated_at TIMESTAMP NOT NULL DEFAULT CURRENT_TIMESTAMP,</w:t>
+        <w:t xml:space="preserve">    source_system VARCHAR(30) NOT NULL,</w:t>
+        <w:br/>
+        <w:t xml:space="preserve">    -- ⬇ เพิ่ม 2026-09-13 — แถวต้นทางใน sgi_fgi_new_store_compensations ที่ Job 9 คัดลอกมา</w:t>
+        <w:br/>
+        <w:t xml:space="preserve">    --   เหตุผลเดียวกับ sgi_document_competitors.source_row_id: **%ชดเชยผิด = จ่ายเงินผิด**</w:t>
+        <w:br/>
+        <w:t xml:space="preserve">    --   ต้องตามรอยกลับไปได้ว่าตัวเลขบนเอกสารมาจากแถวไหนของงวดไหน</w:t>
+        <w:br/>
+        <w:t xml:space="preserve">    --   NULL = แถวที่ผู้ใช้เพิ่มเอง (source_system = 'USER') ซึ่งไม่มีต้นทาง</w:t>
+        <w:br/>
+        <w:t xml:space="preserve">    source_row_id BIGINT REFERENCES sgi_fgi_new_store_compensations(id) ON DELETE SET NULL,</w:t>
+        <w:br/>
+        <w:t xml:space="preserve">    updated_at TIMESTAMP NOT NULL DEFAULT CURRENT_TIMESTAMP,</w:t>
         <w:br/>
         <w:t xml:space="preserve">    CONSTRAINT uq_doc_new_store UNIQUE (doc_no, new_store_code)</w:t>
         <w:br/>
         <w:t>);</w:t>
         <w:br/>
         <w:br/>
+        <w:t>-- ⬇ แก้ 2026-09-09 พร้อมกับ sgi_fgi_impact_competitors — Job 7 คัดลอกมาจากตารางนั้นตรง ๆ</w:t>
+        <w:br/>
+        <w:t>--   ถ้าปลายทางยังคีย์ด้วยแบรนด์ ข้อมูลจะหายตอนคัดลอก (เอกสารใบเดียวเก็บได้แค่ 1 สาขาต่อแบรนด์)</w:t>
+        <w:br/>
         <w:t>CREATE TABLE sgi_document_competitors (</w:t>
         <w:br/>
         <w:t xml:space="preserve">    id BIGSERIAL PRIMARY KEY,</w:t>
         <w:br/>
         <w:t xml:space="preserve">    doc_no VARCHAR(10) NOT NULL REFERENCES sgi_compensation_documents(doc_no) ON DELETE CASCADE,</w:t>
         <w:br/>
-        <w:t xml:space="preserve">    competitor_code VARCHAR(30) NOT NULL REFERENCES sgi_competitors(competitor_code),</w:t>
-        <w:br/>
-        <w:t xml:space="preserve">    name_th VARCHAR(200), branch_th VARCHAR(200), opened_date DATE, closed_date DATE, impact_date DATE,</w:t>
+        <w:t xml:space="preserve">    competitor_store_code VARCHAR(50),                                  -- รหัสสาขาจาก ALLMAP (ไม่มี FK)</w:t>
+        <w:br/>
+        <w:t xml:space="preserve">    brand_code VARCHAR(30) REFERENCES sgi_competitors(competitor_code), -- รหัสแบรนด์ master 01-11</w:t>
+        <w:br/>
+        <w:t xml:space="preserve">    name_th VARCHAR(200), name_en VARCHAR(200), branch_th VARCHAR(200),</w:t>
+        <w:br/>
+        <w:t xml:space="preserve">    zone_code VARCHAR(10), subzone_code VARCHAR(10),</w:t>
+        <w:br/>
+        <w:t xml:space="preserve">    opened_date DATE, closed_date DATE, impact_date DATE,</w:t>
         <w:br/>
         <w:t xml:space="preserve">    detail TEXT, remark TEXT, source_system VARCHAR(30) NOT NULL,</w:t>
         <w:br/>
+        <w:t xml:space="preserve">    -- ⬇ เพิ่ม 2026-09-13 — แถวต้นทางใน sgi_fgi_impact_competitors ที่ Job 7 คัดลอกมา</w:t>
+        <w:br/>
+        <w:t xml:space="preserve">    --   ระบบเดิมส่ง PK ของแถวต้นทางเป็นฟิลด์ที่ 1 ของไฟล์ BPM06003O แล้วใช้กันส่งซ้ำ</w:t>
+        <w:br/>
+        <w:t xml:space="preserve">    --   ของใหม่กันซ้ำด้วย uq_doc_competitor แล้ว แต่ยัง **ตามรอยกลับไม่ได้** ว่าข้อมูล</w:t>
+        <w:br/>
+        <w:t xml:space="preserve">    --   บนเอกสารมาจากแถวไหน — จำเป็นตอน audit เมื่อผู้พิจารณาทักว่าข้อมูลคู่แข่งผิด</w:t>
+        <w:br/>
+        <w:t xml:space="preserve">    --   NULL = แถวที่ผู้ใช้คีย์เอง (source_system = 'USER') ซึ่งไม่มีต้นทาง</w:t>
+        <w:br/>
+        <w:t xml:space="preserve">    source_row_id BIGINT REFERENCES sgi_fgi_impact_competitors(id) ON DELETE SET NULL,</w:t>
+        <w:br/>
         <w:t xml:space="preserve">    updated_at TIMESTAMP NOT NULL DEFAULT CURRENT_TIMESTAMP,</w:t>
         <w:br/>
-        <w:t xml:space="preserve">    CONSTRAINT uq_doc_competitor UNIQUE (doc_no, competitor_code)</w:t>
+        <w:t xml:space="preserve">    -- แถวที่ผู้ใช้คีย์เอง (source_system = 'USER') อาจไม่มีรหัสสาขา จึงต้อง nullable เช่นกัน</w:t>
+        <w:br/>
+        <w:t xml:space="preserve">    -- ⬇ business key เดียวกับ sgi_fgi_impact_competitors — แก้ 2026-09-14</w:t>
+        <w:br/>
+        <w:t xml:space="preserve">    --   NULLS NOT DISTINCT ยุบหลายสาขาที่ไม่มีรหัสเหลือแถวเดียว = ข้อมูลหาย</w:t>
+        <w:br/>
+        <w:t xml:space="preserve">    --   ⚠️ แก้ 2026-09-14 — fallback แบบ 'name:&lt;ชื่อสาขา&gt;' อย่างเดียว **ยังยุบผิด** 2 เคส:</w:t>
+        <w:br/>
+        <w:t xml:space="preserve">    --     1. สาขาคนละแบรนด์/คนละโซนที่ชื่อเหมือนกัน → ถูกยุบเป็นแถวเดียว</w:t>
+        <w:br/>
+        <w:t xml:space="preserve">    --     2. ทั้งรหัสและชื่อว่าง → ทุกแถวได้คีย์ 'name:' เหมือนกันหมด</w:t>
+        <w:br/>
+        <w:t xml:space="preserve">    --   จึงรวม brand/zone/subzone เข้าไปด้วย และ **แถวที่ไม่มีทั้งรหัสและชื่อถูกปฏิเสธที่ Job 3**</w:t>
+        <w:br/>
+        <w:t xml:space="preserve">    --   (ระบุตัวตนไม่ได้เลย เก็บไว้ก็ไม่มีใครใช้ได้ · คีย์จึงไม่มีทางเป็น NULL)</w:t>
+        <w:br/>
+        <w:t xml:space="preserve">    competitor_key VARCHAR(300) GENERATED ALWAYS AS (</w:t>
+        <w:br/>
+        <w:t xml:space="preserve">        COALESCE(</w:t>
+        <w:br/>
+        <w:t xml:space="preserve">            NULLIF(btrim(competitor_store_code), ''),</w:t>
+        <w:br/>
+        <w:t xml:space="preserve">            'name:' || lower(btrim(COALESCE(brand_code, '') || '|' ||</w:t>
+        <w:br/>
+        <w:t xml:space="preserve">                                   COALESCE(zone_code, '') || '|' ||</w:t>
+        <w:br/>
+        <w:t xml:space="preserve">                                   COALESCE(subzone_code, '') || '|' ||</w:t>
+        <w:br/>
+        <w:t xml:space="preserve">                                   -- 🔴 NULLIF กันช่องว่าง: ALLMAP ส่ง '' (ไม่ใช่ NULL) ได้</w:t>
+        <w:br/>
+        <w:t xml:space="preserve">                                   --    COALESCE เปล่า ๆ จะไม่ตกไป name_th แล้วคู่แข่งคนละร้าน</w:t>
+        <w:br/>
+        <w:t xml:space="preserve">                                   --    ได้คีย์เดียวกัน → ชน UNIQUE แล้วหายไปหนึ่งแถว</w:t>
+        <w:br/>
+        <w:t xml:space="preserve">                                   COALESCE(NULLIF(btrim(branch_th), ''), name_th, '')))</w:t>
+        <w:br/>
+        <w:t xml:space="preserve">        )</w:t>
+        <w:br/>
+        <w:t xml:space="preserve">    ) STORED,</w:t>
+        <w:br/>
+        <w:t xml:space="preserve">    CONSTRAINT uq_doc_competitor UNIQUE (doc_no, competitor_key)</w:t>
         <w:br/>
         <w:t>);</w:t>
         <w:br/>
@@ -6015,7 +6434,7 @@
         <w:br/>
         <w:t>--    งานค้าง/ผู้อนุมัติปัจจุบันอ่านจาก workflow_transaction + workflow_approver ของ @srm/glb-workflow (schema sps_store)</w:t>
         <w:br/>
-        <w:t>--    ⚠️ sps_store.workflow_transaction ไม่มี PK และไม่มี index เลย ทั้งที่มี 19,283 แถว (ตรวจ 2026-08-07)</w:t>
+        <w:t>--    ⚠️ sps_store.workflow_transaction ไม่มี PK และไม่มี index เลย ทั้งที่มี 19,327 แถว (ตรวจ 2026-08-07)</w:t>
         <w:br/>
         <w:t>--       -&gt; ห้ามแก้ schema ของ library · กันซ้ำที่ระดับ application ของ SGI แทน</w:t>
         <w:br/>
@@ -6042,9 +6461,11 @@
         <w:br/>
         <w:t>CREATE INDEX idx_impact_compensation_store ON sgi_fgi_impact_compensations(impacted_store_code);</w:t>
         <w:br/>
-        <w:t>CREATE INDEX idx_impact_competitor_code ON sgi_fgi_impact_competitors(competitor_code);</w:t>
-        <w:br/>
-        <w:t>CREATE INDEX idx_document_competitor_code ON sgi_document_competitors(competitor_code);</w:t>
+        <w:t>CREATE INDEX idx_impact_competitor_store ON sgi_fgi_impact_competitors(competitor_store_code);  -- รหัสสาขาคู่แข่งจาก ALLMAP</w:t>
+        <w:br/>
+        <w:t>CREATE INDEX idx_impact_competitor_brand ON sgi_fgi_impact_competitors(brand_code);             -- สรุปรายงานรายแบรนด์</w:t>
+        <w:br/>
+        <w:t>CREATE INDEX idx_document_competitor_code ON sgi_document_competitors(brand_code);   -- สรุปรายงานรายแบรนด์</w:t>
         <w:br/>
         <w:t>CREATE INDEX idx_document_factor_code ON sgi_document_external_factors(factor_code);</w:t>
         <w:br/>
@@ -6377,7 +6798,7 @@
                 <w:rFonts w:ascii="Arial" w:hAnsi="Arial" w:eastAsia="Arial" w:cs="Tahoma"/>
                 <w:sz w:val="18"/>
               </w:rPr>
-              <w:t xml:space="preserve"> ทั้งที่มี 19,283 แถว (ตรวจ 2026-08-07) — query ทุกเส้นที่อ้างตารางนี้จึงเป็น seq-scan ต้องจำกัดเงื่อนไขด้วย version_id + reference_id เสมอ</w:t>
+              <w:t xml:space="preserve"> ทั้งที่มี 19,327 แถว (ตรวจ 2026-08-07) — query ทุกเส้นที่อ้างตารางนี้จึงเป็น seq-scan ต้องจำกัดเงื่อนไขด้วย version_id + reference_id เสมอ</w:t>
             </w:r>
           </w:p>
         </w:tc>
@@ -8822,7 +9243,7 @@
                 <w:rFonts w:ascii="Arial" w:hAnsi="Arial" w:eastAsia="Arial" w:cs="Tahoma"/>
                 <w:sz w:val="18"/>
               </w:rPr>
-              <w:t>sgi_impacted_stores (SGI) / store · mas_store · sevenshop (SBP เดิม)(R), workflow_status / workflow_state (@srm/glb-workflow · sps_store)(R), business_user (SBP เดิม)(R), auth-backend groups / menus / permissions (ระบบเดิม)(R)</w:t>
+              <w:t>sgi_impacted_stores (SGI) / store · mas_store · sevenshop (SBP เดิม)(R), common_code (SBP เดิม · SGI_DOC_STATUS / SGI_APPROVE_LIMIT)(R), workflow_status / workflow_state (@srm/glb-workflow · sps_store)(R), business_user (SBP เดิม)(R)</w:t>
             </w:r>
           </w:p>
         </w:tc>
@@ -9152,7 +9573,22 @@
                 <w:rFonts w:ascii="Arial" w:hAnsi="Arial" w:eastAsia="Arial" w:cs="Tahoma"/>
                 <w:sz w:val="18"/>
               </w:rPr>
-              <w:t>workflow (sps_store)(W ครั้งเดียวตอน setup), workflow_version (sps_store)(W ครั้งเดียวตอน setup), workflow_state (sps_store)(W ครั้งเดียวตอน setup), workflow_status (sps_store)(W ครั้งเดียวตอน setup)</w:t>
+              <w:t xml:space="preserve">workflow (sps_store)(W ครั้งเดียวตอน setup), workflow_version (sps_store)(W ครั้งเดียวตอน setup), workflow_state (sps_store)(W ครั้งเดียวตอน setup), workflow_status (sps_store)(W ครั้งเดียวตอน </w:t>
+            </w:r>
+            <w:r>
+              <w:rPr>
+                <w:rFonts w:ascii="Arial" w:hAnsi="Arial" w:eastAsia="Arial" w:cs="Tahoma"/>
+                <w:b/>
+                <w:sz w:val="18"/>
+              </w:rPr>
+              <w:t>setup</w:t>
+            </w:r>
+            <w:r>
+              <w:rPr>
+                <w:rFonts w:ascii="Arial" w:hAnsi="Arial" w:eastAsia="Arial" w:cs="Tahoma"/>
+                <w:sz w:val="18"/>
+              </w:rPr>
+              <w:t xml:space="preserve"> (งาน config ไม่ใช่โค้ดแอป))</w:t>
             </w:r>
           </w:p>
         </w:tc>
@@ -9207,7 +9643,7 @@
                 <w:rFonts w:ascii="Arial" w:hAnsi="Arial" w:eastAsia="Arial" w:cs="Tahoma"/>
                 <w:sz w:val="18"/>
               </w:rPr>
-              <w:t>sgi_fgi_impact_stores(W)</w:t>
+              <w:t>sgi_impacted_stores(R/W), sgi_fgi_impact_processes(R/W), sgi_fgi_impact_stores(W)</w:t>
             </w:r>
           </w:p>
         </w:tc>

--- a/LLDD/word/LLDD-Database.docx
+++ b/LLDD/word/LLDD-Database.docx
@@ -6101,11 +6101,23 @@
         <w:br/>
         <w:t xml:space="preserve">    allmap_url VARCHAR(500),                   -- CompUrlMap — ปุ่ม Link To ALLMAP</w:t>
         <w:br/>
-        <w:t xml:space="preserve">    statement_id VARCHAR(50),                  -- CompStatementID — โยงกลับ SBP Statement ต้นทาง</w:t>
+        <w:t xml:space="preserve">    statement_id VARCHAR(500),                 -- CompStatementID — โยงกลับ SBP Statement ต้นทาง</w:t>
+        <w:br/>
+        <w:t xml:space="preserve">    --   🔴 ขยายจาก VARCHAR(50) เป็น 500 เมื่อ 2026-09-17 — ของเดิม**เก็บ URL เต็ม** ไม่ใช่รหัส</w:t>
+        <w:br/>
+        <w:t xml:space="preserve">    --   วัดจากข้อมูลจริง 18,007 เอกสาร: ยาวสุด 97 ตัวอักษร · **18,006 แถวเกิน 50**</w:t>
+        <w:br/>
+        <w:t xml:space="preserve">    --   (`https://franchisemall.cpall.co.th/franchise/frFMLWeb/…`) · ขนาดเดียวกับ allmap_url</w:t>
         <w:br/>
         <w:t xml:space="preserve">    statement_date DATE,                       -- Period Statement (ค.ศ.) — ตัวกรอง/คอลัมน์ของรายงาน SDD สไลด์ 60</w:t>
         <w:br/>
-        <w:t xml:space="preserve">    account_year INTEGER, account_month INTEGER,   -- งวดบัญชี</w:t>
+        <w:t xml:space="preserve">    account_year INTEGER,                      -- งวดบัญชี</w:t>
+        <w:br/>
+        <w:t xml:space="preserve">    -- CHECK เพิ่ม 2026-09-17 — ต้นทาง K2 เก็บเป็นข้อความ '01'–'12' (+ ว่าง 6,484 แถว)</w:t>
+        <w:br/>
+        <w:t xml:space="preserve">    --   ถ้าแปลงพลาดเป็น 0 หรือ 13 จะหลุดเข้าฐานเงียบ ๆ แล้วรายงานงวดบัญชีเพี้ยน</w:t>
+        <w:br/>
+        <w:t xml:space="preserve">    account_month INTEGER CHECK (account_month BETWEEN 1 AND 12),</w:t>
         <w:br/>
         <w:t xml:space="preserve">    approver_snapshot JSONB,                   -- FC/Section/Manager/GM/AVP + ชื่อ/อีเมล ณ เวลาเปิดเอกสาร</w:t>
         <w:br/>
@@ -6468,6 +6480,19 @@
         <w:t>CREATE INDEX idx_document_competitor_code ON sgi_document_competitors(brand_code);   -- สรุปรายงานรายแบรนด์</w:t>
         <w:br/>
         <w:t>CREATE INDEX idx_document_factor_code ON sgi_document_external_factors(factor_code);</w:t>
+        <w:br/>
+        <w:br/>
+        <w:t>-- FK 3 เส้นที่ยังขาด leading index (เพิ่ม 2026-09-17 หลัง review ชุด migration)</w:t>
+        <w:br/>
+        <w:t>--   ไม่มี index ฝั่งลูก = ทุก DELETE/UPDATE ฝั่งแม่ต้อง seq scan ตารางลูกทั้งตาราง</w:t>
+        <w:br/>
+        <w:t>--   ORA FGI_NEW_STORE_COMPENSATE ของจริง 23,628 แถว · ลบรอบชดเชยทีเดียวจะกินเวลาผิดปกติ</w:t>
+        <w:br/>
+        <w:t>CREATE INDEX idx_new_store_compensate_impact_store ON sgi_fgi_new_store_compensations(impact_store_id);</w:t>
+        <w:br/>
+        <w:t>CREATE INDEX idx_document_new_store_source_row ON sgi_document_new_stores(source_row_id);</w:t>
+        <w:br/>
+        <w:t>CREATE INDEX idx_document_competitor_source_row ON sgi_document_competitors(source_row_id);</w:t>
         <w:br/>
         <w:br/>
         <w:t>-- index ที่หัวข้อ 6 (Index &amp; Constraint) ระบุไว้ — เดิมมีแต่ในตารางสรุป ยังไม่ถูกสร้างจริง (เพิ่ม 2026-08-25)</w:t>

--- a/LLDD/word/LLDD-Database.docx
+++ b/LLDD/word/LLDD-Database.docx
@@ -10356,6 +10356,61 @@
                 <w:sz w:val="18"/>
               </w:rPr>
               <w:t>sgi_interface_transactions(R), email_template (ระบบ SBP เดิม)(R), email_sent (ระบบ SBP เดิม)(W (โดย @gosoft-sbp/email-lib)), (backend config)(R)</w:t>
+            </w:r>
+          </w:p>
+        </w:tc>
+      </w:tr>
+      <w:tr>
+        <w:trPr>
+          <w:cantSplit/>
+        </w:trPr>
+        <w:tc>
+          <w:tcPr>
+            <w:tcW w:type="dxa" w:w="5040"/>
+            <w:vAlign w:val="center"/>
+          </w:tcPr>
+          <w:p>
+            <w:pPr>
+              <w:keepLines/>
+              <w:spacing w:after="0"/>
+            </w:pPr>
+            <w:r>
+              <w:rPr>
+                <w:rFonts w:ascii="Arial" w:hAnsi="Arial" w:eastAsia="Arial" w:cs="Tahoma"/>
+                <w:sz w:val="18"/>
+              </w:rPr>
+            </w:r>
+            <w:r>
+              <w:rPr>
+                <w:rFonts w:ascii="Arial" w:hAnsi="Arial" w:eastAsia="Arial" w:cs="Tahoma"/>
+                <w:sz w:val="18"/>
+              </w:rPr>
+              <w:t>LLDD-BE-Job-11-UpdateCompensateFromSTA.pdf</w:t>
+            </w:r>
+          </w:p>
+        </w:tc>
+        <w:tc>
+          <w:tcPr>
+            <w:tcW w:type="dxa" w:w="5040"/>
+            <w:vAlign w:val="center"/>
+          </w:tcPr>
+          <w:p>
+            <w:pPr>
+              <w:keepLines/>
+              <w:spacing w:after="0"/>
+            </w:pPr>
+            <w:r>
+              <w:rPr>
+                <w:rFonts w:ascii="Arial" w:hAnsi="Arial" w:eastAsia="Arial" w:cs="Tahoma"/>
+                <w:sz w:val="18"/>
+              </w:rPr>
+            </w:r>
+            <w:r>
+              <w:rPr>
+                <w:rFonts w:ascii="Arial" w:hAnsi="Arial" w:eastAsia="Arial" w:cs="Tahoma"/>
+                <w:sz w:val="18"/>
+              </w:rPr>
+              <w:t>sgi_fgi_impact_compensations(R/W), sgi_fgi_impact_processes(R), sgi_fgi_new_store_compensations(R/W), sgi_fgi_impact_stores(R)</w:t>
             </w:r>
           </w:p>
         </w:tc>

--- a/LLDD/word/LLDD-Database.docx
+++ b/LLDD/word/LLDD-Database.docx
@@ -6449,9 +6449,9 @@
         <w:br/>
         <w:t xml:space="preserve">    result VARCHAR(100) NOT NULL,</w:t>
         <w:br/>
-        <w:t xml:space="preserve">    -- APPROVE=ประกันรายได้ · REJECT=ไม่ประกันรายได้ · CANCELLED=ยกเลิกโดยระบบ (decision 14 CancelBySystem) · PENDING=ยังไม่มีผล</w:t>
-        <w:br/>
-        <w:t xml:space="preserve">    result_category VARCHAR(50) CHECK (result_category IN ('APPROVE','REJECT','CANCELLED','PENDING')),</w:t>
+        <w:t xml:space="preserve">    -- APPROVE=ประกันรายได้ · REJECT=ไม่ประกันรายได้ (รวมหยุดชดเชย/ยกเลิกโดยระบบ · ถอด CANCELLED 2026-10-12) · PENDING=ยังไม่มีผล</w:t>
+        <w:br/>
+        <w:t xml:space="preserve">    result_category VARCHAR(50) CHECK (result_category IN ('APPROVE','REJECT','PENDING')),</w:t>
         <w:br/>
         <w:t xml:space="preserve">    detail TEXT,</w:t>
         <w:br/>

--- a/LLDD/word/LLDD-Database.docx
+++ b/LLDD/word/LLDD-Database.docx
@@ -9295,7 +9295,7 @@
                 <w:rFonts w:ascii="Arial" w:hAnsi="Arial" w:eastAsia="Arial" w:cs="Tahoma"/>
                 <w:sz w:val="18"/>
               </w:rPr>
-              <w:t>workflow_transaction / workflow_history / workflow_approver (@srm/glb-workflow)(R (เขียนผ่าน lib)), sgi_compensation_documents(W), sgi_consideration_logs(W), workflow_route (@srm/glb-workflow · sps_store)(R)</w:t>
+              <w:t>workflow_transaction / workflow_history / workflow_approver (@srm/glb-workflow)(R (เขียนผ่าน lib)), sgi_compensation_documents(W), sgi_consideration_logs(W), sgi_fgi_impact_compensations(W)</w:t>
             </w:r>
           </w:p>
         </w:tc>

--- a/LLDD/word/LLDD-Database.docx
+++ b/LLDD/word/LLDD-Database.docx
@@ -5468,7 +5468,7 @@
         <w:br/>
         <w:t xml:space="preserve">    --   DOCUMENT_CREATED Job 8  สร้าง sgi_compensation_documents สำเร็จ</w:t>
         <w:br/>
-        <w:t xml:space="preserve">    --   CLOSED           Job 6  ปิดรอบ (flag_action Y -&gt; N)</w:t>
+        <w:t xml:space="preserve">    --   CLOSED           Job 6  ปิดรอบ (flag_action Y -&gt; N) · BE ปิดเมื่อ 06 ปิดเอกสารด้วย N/S (2026-10-14)</w:t>
         <w:br/>
         <w:t xml:space="preserve">    -- ⚠️ Job 4 ไม่เลื่อนสถานะนี้ — การขอยอดขายติดตามที่ sgi_fgi_impact_stores.sales_request_status</w:t>
         <w:br/>
@@ -6036,11 +6036,9 @@
         <w:br/>
         <w:t xml:space="preserve">        'DOCUMENT_CREATE',                                      -- Job 8 บันทึกการสร้างเอกสาร (INTERNAL) — ใช้อยู่แล้วแต่ตกหล่นจาก CHECK</w:t>
         <w:br/>
-        <w:t xml:space="preserve">        -- ⚠️ คงค่านี้ไว้แต่ **ยังไม่มีผู้เขียน** — Job 11 ที่เคยเขียนถูกตัดออก 2026-09-23</w:t>
-        <w:br/>
-        <w:t xml:space="preserve">        --    ไม่ถอดค่านี้ออกจาก CHECK เพราะ schema ติดตั้งลงฐาน dev + uat ไปแล้ว การถอดต้อง ALTER จริง</w:t>
-        <w:br/>
-        <w:t xml:space="preserve">        'STA_UPDATE_COMPENSATE',                                -- (สงวนไว้ — ขากลับจาก STA ยังไม่มี job รับ)</w:t>
+        <w:t xml:space="preserve">        -- ผู้เขียน: store backend POST /sgi/workflow/sta-update-compensate (แทน Job 11 · 2026-10-14)</w:t>
+        <w:br/>
+        <w:t xml:space="preserve">        'STA_UPDATE_COMPENSATE',                                -- STA -&gt; SGI ยอดชดเชย (IN · ผ่าน API ไม่ใช่ batch)</w:t>
         <w:br/>
         <w:t xml:space="preserve">        'SGI_REFLOW'                                            -- POST /sgi/document/{docNo}/actions -&gt; STA (OUT · message sgi_reflow)</w:t>
         <w:br/>
@@ -9295,7 +9293,7 @@
                 <w:rFonts w:ascii="Arial" w:hAnsi="Arial" w:eastAsia="Arial" w:cs="Tahoma"/>
                 <w:sz w:val="18"/>
               </w:rPr>
-              <w:t>workflow_transaction / workflow_history / workflow_approver (@srm/glb-workflow)(R (เขียนผ่าน lib)), sgi_compensation_documents(W), sgi_consideration_logs(W), sgi_fgi_impact_compensations(W)</w:t>
+              <w:t>workflow_transaction / workflow_history / workflow_approver (@srm/glb-workflow)(R (เขียนผ่าน lib)), sgi_compensation_documents(W), sgi_consideration_logs(W), sgi_fgi_impact_processes(W)</w:t>
             </w:r>
           </w:p>
         </w:tc>
@@ -10356,61 +10354,6 @@
                 <w:sz w:val="18"/>
               </w:rPr>
               <w:t>sgi_interface_transactions(R), email_template (ระบบ SBP เดิม)(R), email_sent (ระบบ SBP เดิม)(W (โดย @gosoft-sbp/email-lib)), (backend config)(R)</w:t>
-            </w:r>
-          </w:p>
-        </w:tc>
-      </w:tr>
-      <w:tr>
-        <w:trPr>
-          <w:cantSplit/>
-        </w:trPr>
-        <w:tc>
-          <w:tcPr>
-            <w:tcW w:type="dxa" w:w="5040"/>
-            <w:vAlign w:val="center"/>
-          </w:tcPr>
-          <w:p>
-            <w:pPr>
-              <w:keepLines/>
-              <w:spacing w:after="0"/>
-            </w:pPr>
-            <w:r>
-              <w:rPr>
-                <w:rFonts w:ascii="Arial" w:hAnsi="Arial" w:eastAsia="Arial" w:cs="Tahoma"/>
-                <w:sz w:val="18"/>
-              </w:rPr>
-            </w:r>
-            <w:r>
-              <w:rPr>
-                <w:rFonts w:ascii="Arial" w:hAnsi="Arial" w:eastAsia="Arial" w:cs="Tahoma"/>
-                <w:sz w:val="18"/>
-              </w:rPr>
-              <w:t>LLDD-BE-Job-11-UpdateCompensateFromSTA.pdf</w:t>
-            </w:r>
-          </w:p>
-        </w:tc>
-        <w:tc>
-          <w:tcPr>
-            <w:tcW w:type="dxa" w:w="5040"/>
-            <w:vAlign w:val="center"/>
-          </w:tcPr>
-          <w:p>
-            <w:pPr>
-              <w:keepLines/>
-              <w:spacing w:after="0"/>
-            </w:pPr>
-            <w:r>
-              <w:rPr>
-                <w:rFonts w:ascii="Arial" w:hAnsi="Arial" w:eastAsia="Arial" w:cs="Tahoma"/>
-                <w:sz w:val="18"/>
-              </w:rPr>
-            </w:r>
-            <w:r>
-              <w:rPr>
-                <w:rFonts w:ascii="Arial" w:hAnsi="Arial" w:eastAsia="Arial" w:cs="Tahoma"/>
-                <w:sz w:val="18"/>
-              </w:rPr>
-              <w:t>sgi_fgi_impact_compensations(R/W), sgi_fgi_impact_processes(R), sgi_fgi_new_store_compensations(R/W), sgi_fgi_impact_stores(R)</w:t>
             </w:r>
           </w:p>
         </w:tc>

--- a/LLDD/word/LLDD-Database.docx
+++ b/LLDD/word/LLDD-Database.docx
@@ -5468,7 +5468,7 @@
         <w:br/>
         <w:t xml:space="preserve">    --   DOCUMENT_CREATED Job 8  สร้าง sgi_compensation_documents สำเร็จ</w:t>
         <w:br/>
-        <w:t xml:space="preserve">    --   CLOSED           Job 6  ปิดรอบ (flag_action Y -&gt; N) · BE ปิดเมื่อ 06 ปิดเอกสารด้วย N/S (2026-10-14)</w:t>
+        <w:t xml:space="preserve">    --   CLOSED           Job 6  ปิดรอบ (flag_action Y -&gt; N) · BE ปิดเมื่อ 06 ปิดเอกสารด้วย S (N ไม่ปิด · 2026-10-26)</w:t>
         <w:br/>
         <w:t xml:space="preserve">    -- ⚠️ Job 4 ไม่เลื่อนสถานะนี้ — การขอยอดขายติดตามที่ sgi_fgi_impact_stores.sales_request_status</w:t>
         <w:br/>
@@ -6036,7 +6036,7 @@
         <w:br/>
         <w:t xml:space="preserve">        'DOCUMENT_CREATE',                                      -- Job 8 บันทึกการสร้างเอกสาร (INTERNAL) — ใช้อยู่แล้วแต่ตกหล่นจาก CHECK</w:t>
         <w:br/>
-        <w:t xml:space="preserve">        -- ผู้เขียน: store backend POST /sgi/workflow/sta-update-compensate (แทน Job 11 · 2026-10-14)</w:t>
+        <w:t xml:space="preserve">        -- ผู้เขียน: store backend POST /sgi/interface/sta-update-compensate (แทน Job 11 · 2026-10-14 · STA เรียกตรง 2026-10-27)</w:t>
         <w:br/>
         <w:t xml:space="preserve">        'STA_UPDATE_COMPENSATE',                                -- STA -&gt; SGI ยอดชดเชย (IN · ผ่าน API ไม่ใช่ batch)</w:t>
         <w:br/>
@@ -9968,7 +9968,7 @@
                 <w:rFonts w:ascii="Arial" w:hAnsi="Arial" w:eastAsia="Arial" w:cs="Tahoma"/>
                 <w:sz w:val="18"/>
               </w:rPr>
-              <w:t>sgi_fgi_impact_stores(R/W), sgi_fgi_impact_sales_summaries(R/W), sgi_interface_transactions(W), (application log แบบ structured)(W)</w:t>
+              <w:t>fgi_impact_stores(R/W), fgi_impact_sales_summaries(R/W), interface_transactions(W), job_run_histories(W)</w:t>
             </w:r>
           </w:p>
         </w:tc>
@@ -10133,7 +10133,7 @@
                 <w:rFonts w:ascii="Arial" w:hAnsi="Arial" w:eastAsia="Arial" w:cs="Tahoma"/>
                 <w:sz w:val="18"/>
               </w:rPr>
-              <w:t>sgi_fgi_impact_competitors(R), sgi_compensation_documents(R), sgi_document_competitors(W), sgi_interface_transactions(W)</w:t>
+              <w:t>fgi_impact_competitors(R), compensation_documents(R), document_competitors(W), interface_transactions(W)</w:t>
             </w:r>
           </w:p>
         </w:tc>
@@ -10188,7 +10188,7 @@
                 <w:rFonts w:ascii="Arial" w:hAnsi="Arial" w:eastAsia="Arial" w:cs="Tahoma"/>
                 <w:sz w:val="18"/>
               </w:rPr>
-              <w:t>sgi_document_running_numbers(R/W), sgi_fgi_impact_stores(R/W), sgi_fgi_impact_processes(R), sgi_compensation_documents(W)</w:t>
+              <w:t>fgi_impact_stores(R/W), fgi_impact_processes(R), compensation_documents(W), interface_transactions(W)</w:t>
             </w:r>
           </w:p>
         </w:tc>
@@ -10243,7 +10243,7 @@
                 <w:rFonts w:ascii="Arial" w:hAnsi="Arial" w:eastAsia="Arial" w:cs="Tahoma"/>
                 <w:sz w:val="18"/>
               </w:rPr>
-              <w:t>sgi_fgi_impact_processes(R), sgi_fgi_impact_compensations(R), sgi_impacted_stores(R), sgi_fgi_impact_sales_summaries(R)</w:t>
+              <w:t>fgi_impact_stores(R/W), compensation_documents(R/W), workflow_instances(W), workflow_tasks(W)</w:t>
             </w:r>
           </w:p>
         </w:tc>
@@ -10298,7 +10298,7 @@
                 <w:rFonts w:ascii="Arial" w:hAnsi="Arial" w:eastAsia="Arial" w:cs="Tahoma"/>
                 <w:sz w:val="18"/>
               </w:rPr>
-              <w:t>sgi_fgi_impact_compensations(R), sgi_fgi_impact_stores(R), sgi_compensation_documents(R), sgi_document_new_stores(W)</w:t>
+              <w:t>fgi_impact_stores(R), compensation_documents(R), document_new_stores(W), interface_transactions(W)</w:t>
             </w:r>
           </w:p>
         </w:tc>
@@ -10353,7 +10353,7 @@
                 <w:rFonts w:ascii="Arial" w:hAnsi="Arial" w:eastAsia="Arial" w:cs="Tahoma"/>
                 <w:sz w:val="18"/>
               </w:rPr>
-              <w:t>sgi_interface_transactions(R), email_template (ระบบ SBP เดิม)(R), email_sent (ระบบ SBP เดิม)(W (โดย @gosoft-sbp/email-lib)), (backend config)(R)</w:t>
+              <w:t>interface_transactions(R), email_templates(R), status_email_rules(R)</w:t>
             </w:r>
           </w:p>
         </w:tc>

--- a/LLDD/word/LLDD-Database.docx
+++ b/LLDD/word/LLDD-Database.docx
@@ -5823,6 +5823,28 @@
         <w:t xml:space="preserve">    --      แถว 'P' 151 แถว = ขอแล้วยังไม่ได้ผล — เดิมโดเมนไม่มี 'P' ทำให้ migration ล้ม</w:t>
         <w:br/>
         <w:t xml:space="preserve">    sales_status CHAR(1) NOT NULL DEFAULT 'W' CHECK (sales_status IN ('W','P','Y','N','E')),</w:t>
+        <w:br/>
+        <w:t xml:space="preserve">    -- ⬇ มติผู้ใช้ 2026-10-28 — **ตรึงร้านตัวแทนที่ใช้ขอยอดขาย** (ระบบเดิมตรึง OPENDATE_N ลง FGI_IMPACT_STORE_SALES)</w:t>
+        <w:br/>
+        <w:t xml:space="preserve">    --   Job 4 เขียนตอนเลื่อน W -&gt; P (หลังอัปโหลดไฟล์ AMS06001O สำเร็จ) = ร้านใหม่ตัวแทน + วันเปิดร้านที่เขียนลงไฟล์</w:t>
+        <w:br/>
+        <w:t xml:space="preserve">    --   Job 5 จับคู่ไฟล์ตอบกลับ (ร้านถูกกระทบ + วันเปิดร้านใหม่) ด้วยค่านี้ก่อน</w:t>
+        <w:br/>
+        <w:t xml:space="preserve">    --   ถ้าคำนวณร้านตัวแทนใหม่ทุกครั้ง คู่ร้านที่เปลี่ยนหลังส่งคำขอ (Job 2/6 พลิก verify_status · snapshot ถูกเติม)</w:t>
+        <w:br/>
+        <w:t xml:space="preserve">    --   ทำให้วันเปิดร้านไม่ตรงไฟล์ที่ IAS ตอบกลับ แล้วยอดขายจับคู่ไม่เจอ</w:t>
+        <w:br/>
+        <w:t xml:space="preserve">    --   NULL = หัวสรุปที่ขอไปก่อนมีคอลัมน์ → Job 5 ถอยไปคำนวณร้านตัวแทนแบบเดิม · Job 4 ขอใหม่ = เขียนทับ</w:t>
+        <w:br/>
+        <w:t xml:space="preserve">    request_store_code_n VARCHAR(5),   -- ร้านเปิดใหม่ตัวแทนที่ใช้ขอยอดขาย</w:t>
+        <w:br/>
+        <w:t xml:space="preserve">    request_opendate_n DATE,           -- วันเปิดร้านใหม่ที่เขียนลงไฟล์ AMS06001O</w:t>
+        <w:br/>
+        <w:t xml:space="preserve">    -- ⬇ มติผู้ใช้ 2026-10-28 — ตรึงวันเปิดร้านที่ถูกกระทบของร้านตัวแทนด้วย (ใช้ตัดสินเกณฑ์อายุร้านของ Job 5)</w:t>
+        <w:br/>
+        <w:t xml:space="preserve">    --   NULL = ถอยไปคำนวณจากร้านตัวแทนแบบเดิม · Job 10 คืนคำขอ (P -&gt; W) ล้างค่าตรึงทั้งสามช่อง</w:t>
+        <w:br/>
+        <w:t xml:space="preserve">    request_opendate_i DATE,           -- วันเปิดร้านที่ถูกกระทบ ณ ตอนส่งคำขอ</w:t>
         <w:br/>
         <w:t xml:space="preserve">    -- ชื่อ job/ผู้ใช้ที่แตะแถวล่าสุด (JOB4 · JOB5) — เพิ่ม 2026-09-02 ตาม SQL ที่ Job 4/5 เขียนจริง</w:t>
         <w:br/>
